--- a/calendars/S26-Stat216_Calendar.docx
+++ b/calendars/S26-Stat216_Calendar.docx
@@ -1365,7 +1365,34 @@
                 <w:sz w:val="24"/>
                 <w:szCs w:val="24"/>
               </w:rPr>
-              <w:t>P. 4 – 8, P. 23 - 26</w:t>
+              <w:t>P. 4 – 8, P. 2</w:t>
+            </w:r>
+            <w:r>
+              <w:rPr>
+                <w:rFonts w:ascii="Times New Roman" w:hAnsi="Times New Roman" w:cs="Times New Roman"/>
+                <w:color w:val="4472C4" w:themeColor="accent5"/>
+                <w:sz w:val="24"/>
+                <w:szCs w:val="24"/>
+              </w:rPr>
+              <w:t>4</w:t>
+            </w:r>
+            <w:r>
+              <w:rPr>
+                <w:rFonts w:ascii="Times New Roman" w:hAnsi="Times New Roman" w:cs="Times New Roman"/>
+                <w:color w:val="4472C4" w:themeColor="accent5"/>
+                <w:sz w:val="24"/>
+                <w:szCs w:val="24"/>
+              </w:rPr>
+              <w:t xml:space="preserve"> - 2</w:t>
+            </w:r>
+            <w:r>
+              <w:rPr>
+                <w:rFonts w:ascii="Times New Roman" w:hAnsi="Times New Roman" w:cs="Times New Roman"/>
+                <w:color w:val="4472C4" w:themeColor="accent5"/>
+                <w:sz w:val="24"/>
+                <w:szCs w:val="24"/>
+              </w:rPr>
+              <w:t>7</w:t>
             </w:r>
           </w:p>
         </w:tc>
@@ -2364,7 +2391,34 @@
                 <w:sz w:val="24"/>
                 <w:szCs w:val="24"/>
               </w:rPr>
-              <w:t>P. 69 - 75</w:t>
+              <w:t xml:space="preserve">P. </w:t>
+            </w:r>
+            <w:r>
+              <w:rPr>
+                <w:rFonts w:ascii="Times New Roman" w:hAnsi="Times New Roman" w:cs="Times New Roman"/>
+                <w:color w:val="4472C4" w:themeColor="accent5"/>
+                <w:sz w:val="24"/>
+                <w:szCs w:val="24"/>
+              </w:rPr>
+              <w:t xml:space="preserve">70 </w:t>
+            </w:r>
+            <w:r>
+              <w:rPr>
+                <w:rFonts w:ascii="Times New Roman" w:hAnsi="Times New Roman" w:cs="Times New Roman"/>
+                <w:color w:val="4472C4" w:themeColor="accent5"/>
+                <w:sz w:val="24"/>
+                <w:szCs w:val="24"/>
+              </w:rPr>
+              <w:t>- 7</w:t>
+            </w:r>
+            <w:r>
+              <w:rPr>
+                <w:rFonts w:ascii="Times New Roman" w:hAnsi="Times New Roman" w:cs="Times New Roman"/>
+                <w:color w:val="4472C4" w:themeColor="accent5"/>
+                <w:sz w:val="24"/>
+                <w:szCs w:val="24"/>
+              </w:rPr>
+              <w:t>6</w:t>
             </w:r>
           </w:p>
         </w:tc>
@@ -3774,7 +3828,34 @@
                 <w:sz w:val="24"/>
                 <w:szCs w:val="24"/>
               </w:rPr>
-              <w:t>P. 116 - 127</w:t>
+              <w:t>P. 11</w:t>
+            </w:r>
+            <w:r>
+              <w:rPr>
+                <w:rFonts w:ascii="Times New Roman" w:hAnsi="Times New Roman" w:cs="Times New Roman"/>
+                <w:color w:val="4472C4" w:themeColor="accent5"/>
+                <w:sz w:val="24"/>
+                <w:szCs w:val="24"/>
+              </w:rPr>
+              <w:t xml:space="preserve">4 </w:t>
+            </w:r>
+            <w:r>
+              <w:rPr>
+                <w:rFonts w:ascii="Times New Roman" w:hAnsi="Times New Roman" w:cs="Times New Roman"/>
+                <w:color w:val="4472C4" w:themeColor="accent5"/>
+                <w:sz w:val="24"/>
+                <w:szCs w:val="24"/>
+              </w:rPr>
+              <w:t>- 12</w:t>
+            </w:r>
+            <w:r>
+              <w:rPr>
+                <w:rFonts w:ascii="Times New Roman" w:hAnsi="Times New Roman" w:cs="Times New Roman"/>
+                <w:color w:val="4472C4" w:themeColor="accent5"/>
+                <w:sz w:val="24"/>
+                <w:szCs w:val="24"/>
+              </w:rPr>
+              <w:t>5</w:t>
             </w:r>
           </w:p>
         </w:tc>
@@ -4138,7 +4219,34 @@
                 <w:sz w:val="24"/>
                 <w:szCs w:val="24"/>
               </w:rPr>
-              <w:t>P. 146 - 150</w:t>
+              <w:t>P. 14</w:t>
+            </w:r>
+            <w:r>
+              <w:rPr>
+                <w:rFonts w:ascii="Times New Roman" w:hAnsi="Times New Roman" w:cs="Times New Roman"/>
+                <w:color w:val="4472C4" w:themeColor="accent5"/>
+                <w:sz w:val="24"/>
+                <w:szCs w:val="24"/>
+              </w:rPr>
+              <w:t>4</w:t>
+            </w:r>
+            <w:r>
+              <w:rPr>
+                <w:rFonts w:ascii="Times New Roman" w:hAnsi="Times New Roman" w:cs="Times New Roman"/>
+                <w:color w:val="4472C4" w:themeColor="accent5"/>
+                <w:sz w:val="24"/>
+                <w:szCs w:val="24"/>
+              </w:rPr>
+              <w:t xml:space="preserve"> - 1</w:t>
+            </w:r>
+            <w:r>
+              <w:rPr>
+                <w:rFonts w:ascii="Times New Roman" w:hAnsi="Times New Roman" w:cs="Times New Roman"/>
+                <w:color w:val="4472C4" w:themeColor="accent5"/>
+                <w:sz w:val="24"/>
+                <w:szCs w:val="24"/>
+              </w:rPr>
+              <w:t>48</w:t>
             </w:r>
           </w:p>
         </w:tc>
@@ -4840,7 +4948,34 @@
                 <w:sz w:val="24"/>
                 <w:szCs w:val="24"/>
               </w:rPr>
-              <w:t>P. 172 - 189</w:t>
+              <w:t>P. 17</w:t>
+            </w:r>
+            <w:r>
+              <w:rPr>
+                <w:rFonts w:ascii="Times New Roman" w:hAnsi="Times New Roman" w:cs="Times New Roman"/>
+                <w:color w:val="4472C4" w:themeColor="accent5"/>
+                <w:sz w:val="24"/>
+                <w:szCs w:val="24"/>
+              </w:rPr>
+              <w:t xml:space="preserve">0 </w:t>
+            </w:r>
+            <w:r>
+              <w:rPr>
+                <w:rFonts w:ascii="Times New Roman" w:hAnsi="Times New Roman" w:cs="Times New Roman"/>
+                <w:color w:val="4472C4" w:themeColor="accent5"/>
+                <w:sz w:val="24"/>
+                <w:szCs w:val="24"/>
+              </w:rPr>
+              <w:t>- 18</w:t>
+            </w:r>
+            <w:r>
+              <w:rPr>
+                <w:rFonts w:ascii="Times New Roman" w:hAnsi="Times New Roman" w:cs="Times New Roman"/>
+                <w:color w:val="4472C4" w:themeColor="accent5"/>
+                <w:sz w:val="24"/>
+                <w:szCs w:val="24"/>
+              </w:rPr>
+              <w:t>7</w:t>
             </w:r>
           </w:p>
         </w:tc>
@@ -5448,7 +5583,34 @@
                 <w:sz w:val="24"/>
                 <w:szCs w:val="24"/>
               </w:rPr>
-              <w:t>P. 212 - 216</w:t>
+              <w:t>P. 21</w:t>
+            </w:r>
+            <w:r>
+              <w:rPr>
+                <w:rFonts w:ascii="Times New Roman" w:hAnsi="Times New Roman" w:cs="Times New Roman"/>
+                <w:color w:val="4472C4" w:themeColor="accent5"/>
+                <w:sz w:val="24"/>
+                <w:szCs w:val="24"/>
+              </w:rPr>
+              <w:t>0</w:t>
+            </w:r>
+            <w:r>
+              <w:rPr>
+                <w:rFonts w:ascii="Times New Roman" w:hAnsi="Times New Roman" w:cs="Times New Roman"/>
+                <w:color w:val="4472C4" w:themeColor="accent5"/>
+                <w:sz w:val="24"/>
+                <w:szCs w:val="24"/>
+              </w:rPr>
+              <w:t xml:space="preserve"> - 21</w:t>
+            </w:r>
+            <w:r>
+              <w:rPr>
+                <w:rFonts w:ascii="Times New Roman" w:hAnsi="Times New Roman" w:cs="Times New Roman"/>
+                <w:color w:val="4472C4" w:themeColor="accent5"/>
+                <w:sz w:val="24"/>
+                <w:szCs w:val="24"/>
+              </w:rPr>
+              <w:t>4</w:t>
             </w:r>
           </w:p>
         </w:tc>
@@ -6742,7 +6904,34 @@
                 <w:sz w:val="24"/>
                 <w:szCs w:val="24"/>
               </w:rPr>
-              <w:t>P. 252 - 260</w:t>
+              <w:t>P. 25</w:t>
+            </w:r>
+            <w:r>
+              <w:rPr>
+                <w:rFonts w:ascii="Times New Roman" w:hAnsi="Times New Roman" w:cs="Times New Roman"/>
+                <w:color w:val="4472C4" w:themeColor="accent5"/>
+                <w:sz w:val="24"/>
+                <w:szCs w:val="24"/>
+              </w:rPr>
+              <w:t>0</w:t>
+            </w:r>
+            <w:r>
+              <w:rPr>
+                <w:rFonts w:ascii="Times New Roman" w:hAnsi="Times New Roman" w:cs="Times New Roman"/>
+                <w:color w:val="4472C4" w:themeColor="accent5"/>
+                <w:sz w:val="24"/>
+                <w:szCs w:val="24"/>
+              </w:rPr>
+              <w:t xml:space="preserve"> - 2</w:t>
+            </w:r>
+            <w:r>
+              <w:rPr>
+                <w:rFonts w:ascii="Times New Roman" w:hAnsi="Times New Roman" w:cs="Times New Roman"/>
+                <w:color w:val="4472C4" w:themeColor="accent5"/>
+                <w:sz w:val="24"/>
+                <w:szCs w:val="24"/>
+              </w:rPr>
+              <w:t>58</w:t>
             </w:r>
           </w:p>
         </w:tc>
@@ -7104,18 +7293,7 @@
                 <w:szCs w:val="24"/>
                 <w:highlight w:val="yellow"/>
               </w:rPr>
-              <w:t xml:space="preserve">– </w:t>
-            </w:r>
-            <w:r>
-              <w:rPr>
-                <w:rFonts w:ascii="Times New Roman" w:eastAsia="Times New Roman" w:hAnsi="Times New Roman" w:cs="Times New Roman"/>
-                <w:b/>
-                <w:bCs/>
-                <w:sz w:val="24"/>
-                <w:szCs w:val="24"/>
-                <w:highlight w:val="yellow"/>
-              </w:rPr>
-              <w:t>University Day</w:t>
+              <w:t>– University Day</w:t>
             </w:r>
           </w:p>
           <w:p>
@@ -7532,7 +7710,25 @@
                 <w:sz w:val="24"/>
                 <w:szCs w:val="24"/>
               </w:rPr>
-              <w:t>Activity 19: Moneyball – Linear Regression</w:t>
+              <w:t xml:space="preserve">Activity 19: </w:t>
+            </w:r>
+            <w:r>
+              <w:rPr>
+                <w:rFonts w:ascii="Times New Roman" w:hAnsi="Times New Roman" w:cs="Times New Roman"/>
+                <w:iCs/>
+                <w:sz w:val="24"/>
+                <w:szCs w:val="24"/>
+              </w:rPr>
+              <w:t xml:space="preserve">IPEDS (continued) </w:t>
+            </w:r>
+            <w:r>
+              <w:rPr>
+                <w:rFonts w:ascii="Times New Roman" w:hAnsi="Times New Roman" w:cs="Times New Roman"/>
+                <w:iCs/>
+                <w:sz w:val="24"/>
+                <w:szCs w:val="24"/>
+              </w:rPr>
+              <w:t>– Linear Regression</w:t>
             </w:r>
           </w:p>
         </w:tc>
@@ -7604,7 +7800,34 @@
                 <w:sz w:val="24"/>
                 <w:szCs w:val="24"/>
               </w:rPr>
-              <w:t>P. 281 - 298</w:t>
+              <w:t>P. 28</w:t>
+            </w:r>
+            <w:r>
+              <w:rPr>
+                <w:rFonts w:ascii="Times New Roman" w:hAnsi="Times New Roman" w:cs="Times New Roman"/>
+                <w:color w:val="4472C4" w:themeColor="accent5"/>
+                <w:sz w:val="24"/>
+                <w:szCs w:val="24"/>
+              </w:rPr>
+              <w:t>1</w:t>
+            </w:r>
+            <w:r>
+              <w:rPr>
+                <w:rFonts w:ascii="Times New Roman" w:hAnsi="Times New Roman" w:cs="Times New Roman"/>
+                <w:color w:val="4472C4" w:themeColor="accent5"/>
+                <w:sz w:val="24"/>
+                <w:szCs w:val="24"/>
+              </w:rPr>
+              <w:t xml:space="preserve"> - 29</w:t>
+            </w:r>
+            <w:r>
+              <w:rPr>
+                <w:rFonts w:ascii="Times New Roman" w:hAnsi="Times New Roman" w:cs="Times New Roman"/>
+                <w:color w:val="4472C4" w:themeColor="accent5"/>
+                <w:sz w:val="24"/>
+                <w:szCs w:val="24"/>
+              </w:rPr>
+              <w:t>8</w:t>
             </w:r>
           </w:p>
         </w:tc>
@@ -7740,16 +7963,6 @@
           </w:tcPr>
           <w:p>
             <w:pPr>
-              <w:ind w:left="5"/>
-              <w:rPr>
-                <w:rFonts w:ascii="Times New Roman" w:hAnsi="Times New Roman" w:cs="Times New Roman"/>
-                <w:sz w:val="24"/>
-                <w:szCs w:val="24"/>
-              </w:rPr>
-            </w:pPr>
-          </w:p>
-          <w:p>
-            <w:pPr>
               <w:ind w:left="5" w:right="107"/>
               <w:rPr>
                 <w:rFonts w:ascii="Times New Roman" w:hAnsi="Times New Roman" w:cs="Times New Roman"/>
@@ -7763,7 +7976,15 @@
                 <w:sz w:val="24"/>
                 <w:szCs w:val="24"/>
               </w:rPr>
-              <w:t>Activity 20: IPEDS (continued)</w:t>
+              <w:t xml:space="preserve">Activity 20: </w:t>
+            </w:r>
+            <w:r>
+              <w:rPr>
+                <w:rFonts w:ascii="Times New Roman" w:hAnsi="Times New Roman" w:cs="Times New Roman"/>
+                <w:sz w:val="24"/>
+                <w:szCs w:val="24"/>
+              </w:rPr>
+              <w:t>Penguins</w:t>
             </w:r>
           </w:p>
         </w:tc>
@@ -7930,7 +8151,15 @@
                 <w:sz w:val="24"/>
                 <w:szCs w:val="24"/>
               </w:rPr>
-              <w:t>Activity 21: Prediction of Crocodilian Body Size</w:t>
+              <w:t xml:space="preserve">Activity 21: </w:t>
+            </w:r>
+            <w:r>
+              <w:rPr>
+                <w:rFonts w:ascii="Times New Roman" w:hAnsi="Times New Roman" w:cs="Times New Roman"/>
+                <w:sz w:val="24"/>
+                <w:szCs w:val="24"/>
+              </w:rPr>
+              <w:t>Golf Driving Distance</w:t>
             </w:r>
           </w:p>
         </w:tc>
@@ -8324,7 +8553,34 @@
                 <w:sz w:val="24"/>
                 <w:szCs w:val="24"/>
               </w:rPr>
-              <w:t>P. 330 - 337</w:t>
+              <w:t>P. 33</w:t>
+            </w:r>
+            <w:r>
+              <w:rPr>
+                <w:rFonts w:ascii="Times New Roman" w:hAnsi="Times New Roman" w:cs="Times New Roman"/>
+                <w:color w:val="4472C4" w:themeColor="accent5"/>
+                <w:sz w:val="24"/>
+                <w:szCs w:val="24"/>
+              </w:rPr>
+              <w:t>1</w:t>
+            </w:r>
+            <w:r>
+              <w:rPr>
+                <w:rFonts w:ascii="Times New Roman" w:hAnsi="Times New Roman" w:cs="Times New Roman"/>
+                <w:color w:val="4472C4" w:themeColor="accent5"/>
+                <w:sz w:val="24"/>
+                <w:szCs w:val="24"/>
+              </w:rPr>
+              <w:t xml:space="preserve"> - 33</w:t>
+            </w:r>
+            <w:r>
+              <w:rPr>
+                <w:rFonts w:ascii="Times New Roman" w:hAnsi="Times New Roman" w:cs="Times New Roman"/>
+                <w:color w:val="4472C4" w:themeColor="accent5"/>
+                <w:sz w:val="24"/>
+                <w:szCs w:val="24"/>
+              </w:rPr>
+              <w:t>8</w:t>
             </w:r>
           </w:p>
         </w:tc>
@@ -10799,6 +11055,21 @@
 </file>
 
 <file path=customXml/item1.xml><?xml version="1.0" encoding="utf-8"?>
+<?mso-contentType ?>
+<FormTemplates xmlns="http://schemas.microsoft.com/sharepoint/v3/contenttype/forms">
+  <Display>DocumentLibraryForm</Display>
+  <Edit>DocumentLibraryForm</Edit>
+  <New>DocumentLibraryForm</New>
+</FormTemplates>
+</file>
+
+<file path=customXml/item2.xml><?xml version="1.0" encoding="utf-8"?>
+<p:properties xmlns:p="http://schemas.microsoft.com/office/2006/metadata/properties" xmlns:xsi="http://www.w3.org/2001/XMLSchema-instance" xmlns:pc="http://schemas.microsoft.com/office/infopath/2007/PartnerControls">
+  <documentManagement/>
+</p:properties>
+</file>
+
+<file path=customXml/item3.xml><?xml version="1.0" encoding="utf-8"?>
 <ct:contentTypeSchema xmlns:ct="http://schemas.microsoft.com/office/2006/metadata/contentType" xmlns:ma="http://schemas.microsoft.com/office/2006/metadata/properties/metaAttributes" ct:_="" ma:_="" ma:contentTypeName="Document" ma:contentTypeID="0x010100CC03F583B8FC7D479BB917DCC50A759A" ma:contentTypeVersion="2" ma:contentTypeDescription="Create a new document." ma:contentTypeScope="" ma:versionID="a416b87cb6da220f553d25b31c6d1561">
   <xsd:schema xmlns:xsd="http://www.w3.org/2001/XMLSchema" xmlns:xs="http://www.w3.org/2001/XMLSchema" xmlns:p="http://schemas.microsoft.com/office/2006/metadata/properties" xmlns:ns2="7a494ea9-5c76-4b6d-9fd1-0b14ddec65d9" targetNamespace="http://schemas.microsoft.com/office/2006/metadata/properties" ma:root="true" ma:fieldsID="5848f5ec45c4ce39acac4a9febeb8d96" ns2:_="">
     <xsd:import namespace="7a494ea9-5c76-4b6d-9fd1-0b14ddec65d9"/>
@@ -10930,22 +11201,24 @@
 </ct:contentTypeSchema>
 </file>
 
-<file path=customXml/item2.xml><?xml version="1.0" encoding="utf-8"?>
-<p:properties xmlns:p="http://schemas.microsoft.com/office/2006/metadata/properties" xmlns:xsi="http://www.w3.org/2001/XMLSchema-instance" xmlns:pc="http://schemas.microsoft.com/office/infopath/2007/PartnerControls">
-  <documentManagement/>
-</p:properties>
+<file path=customXml/itemProps1.xml><?xml version="1.0" encoding="utf-8"?>
+<ds:datastoreItem xmlns:ds="http://schemas.openxmlformats.org/officeDocument/2006/customXml" ds:itemID="{73898C2B-C96D-434F-A1B6-6069F656FA6D}">
+  <ds:schemaRefs>
+    <ds:schemaRef ds:uri="http://schemas.microsoft.com/sharepoint/v3/contenttype/forms"/>
+  </ds:schemaRefs>
+</ds:datastoreItem>
 </file>
 
-<file path=customXml/item3.xml><?xml version="1.0" encoding="utf-8"?>
-<?mso-contentType ?>
-<FormTemplates xmlns="http://schemas.microsoft.com/sharepoint/v3/contenttype/forms">
-  <Display>DocumentLibraryForm</Display>
-  <Edit>DocumentLibraryForm</Edit>
-  <New>DocumentLibraryForm</New>
-</FormTemplates>
+<file path=customXml/itemProps2.xml><?xml version="1.0" encoding="utf-8"?>
+<ds:datastoreItem xmlns:ds="http://schemas.openxmlformats.org/officeDocument/2006/customXml" ds:itemID="{36ACC8F3-6E63-4670-B73D-DE1280E8DB8D}">
+  <ds:schemaRefs>
+    <ds:schemaRef ds:uri="http://schemas.microsoft.com/office/2006/metadata/properties"/>
+    <ds:schemaRef ds:uri="http://schemas.microsoft.com/office/infopath/2007/PartnerControls"/>
+  </ds:schemaRefs>
+</ds:datastoreItem>
 </file>
 
-<file path=customXml/itemProps1.xml><?xml version="1.0" encoding="utf-8"?>
+<file path=customXml/itemProps3.xml><?xml version="1.0" encoding="utf-8"?>
 <ds:datastoreItem xmlns:ds="http://schemas.openxmlformats.org/officeDocument/2006/customXml" ds:itemID="{F5239868-B096-4B81-8FD1-0516D39E2D56}">
   <ds:schemaRefs>
     <ds:schemaRef ds:uri="http://schemas.microsoft.com/office/2006/metadata/contentType"/>
@@ -10961,21 +11234,4 @@
     <ds:schemaRef ds:uri="http://schemas.microsoft.com/internal/obd"/>
   </ds:schemaRefs>
 </ds:datastoreItem>
-</file>
-
-<file path=customXml/itemProps2.xml><?xml version="1.0" encoding="utf-8"?>
-<ds:datastoreItem xmlns:ds="http://schemas.openxmlformats.org/officeDocument/2006/customXml" ds:itemID="{36ACC8F3-6E63-4670-B73D-DE1280E8DB8D}">
-  <ds:schemaRefs>
-    <ds:schemaRef ds:uri="http://schemas.microsoft.com/office/2006/metadata/properties"/>
-    <ds:schemaRef ds:uri="http://schemas.microsoft.com/office/infopath/2007/PartnerControls"/>
-  </ds:schemaRefs>
-</ds:datastoreItem>
-</file>
-
-<file path=customXml/itemProps3.xml><?xml version="1.0" encoding="utf-8"?>
-<ds:datastoreItem xmlns:ds="http://schemas.openxmlformats.org/officeDocument/2006/customXml" ds:itemID="{73898C2B-C96D-434F-A1B6-6069F656FA6D}">
-  <ds:schemaRefs>
-    <ds:schemaRef ds:uri="http://schemas.microsoft.com/sharepoint/v3/contenttype/forms"/>
-  </ds:schemaRefs>
-</ds:datastoreItem>
 </file>
--- a/calendars/S26-Stat216_Calendar.docx
+++ b/calendars/S26-Stat216_Calendar.docx
@@ -133,8 +133,20 @@
           <w:sz w:val="24"/>
           <w:szCs w:val="24"/>
         </w:rPr>
-        <w:t xml:space="preserve"> Gradescope</w:t>
+        <w:t xml:space="preserve"> </w:t>
       </w:r>
+      <w:proofErr w:type="spellStart"/>
+      <w:r>
+        <w:rPr>
+          <w:rFonts w:ascii="Times New Roman" w:hAnsi="Times New Roman" w:cs="Times New Roman"/>
+          <w:i/>
+          <w:iCs/>
+          <w:sz w:val="24"/>
+          <w:szCs w:val="24"/>
+        </w:rPr>
+        <w:t>Gradescope</w:t>
+      </w:r>
+      <w:proofErr w:type="spellEnd"/>
     </w:p>
     <w:p>
       <w:pPr>
@@ -187,7 +199,7 @@
           <w:sz w:val="24"/>
           <w:szCs w:val="24"/>
         </w:rPr>
-        <w:t xml:space="preserve">The previous day’s in-class </w:t>
+        <w:t>Video notes are</w:t>
       </w:r>
       <w:r>
         <w:rPr>
@@ -195,7 +207,25 @@
           <w:sz w:val="24"/>
           <w:szCs w:val="24"/>
         </w:rPr>
-        <w:t>activity</w:t>
+        <w:t xml:space="preserve"> due at the beginning of </w:t>
+      </w:r>
+      <w:proofErr w:type="gramStart"/>
+      <w:r>
+        <w:rPr>
+          <w:rFonts w:ascii="Times New Roman" w:eastAsia="Times New Roman" w:hAnsi="Times New Roman" w:cs="Times New Roman"/>
+          <w:sz w:val="24"/>
+          <w:szCs w:val="24"/>
+        </w:rPr>
+        <w:t>class</w:t>
+      </w:r>
+      <w:proofErr w:type="gramEnd"/>
+      <w:r>
+        <w:rPr>
+          <w:rFonts w:ascii="Times New Roman" w:eastAsia="Times New Roman" w:hAnsi="Times New Roman" w:cs="Times New Roman"/>
+          <w:sz w:val="24"/>
+          <w:szCs w:val="24"/>
+        </w:rPr>
+        <w:t xml:space="preserve"> the first day of each module</w:t>
       </w:r>
       <w:r>
         <w:rPr>
@@ -203,7 +233,7 @@
           <w:sz w:val="24"/>
           <w:szCs w:val="24"/>
         </w:rPr>
-        <w:t xml:space="preserve"> (as instructed by your instructor) is due at the beginning of class each day. </w:t>
+        <w:t xml:space="preserve">. </w:t>
       </w:r>
     </w:p>
     <w:p>
@@ -760,16 +790,7 @@
                 <w:sz w:val="24"/>
                 <w:szCs w:val="24"/>
               </w:rPr>
-              <w:t>Syllabus Review</w:t>
-            </w:r>
-            <w:r>
-              <w:rPr>
-                <w:rFonts w:ascii="Times New Roman" w:hAnsi="Times New Roman" w:cs="Times New Roman"/>
-                <w:color w:val="auto"/>
-                <w:sz w:val="24"/>
-                <w:szCs w:val="24"/>
-              </w:rPr>
-              <w:t xml:space="preserve"> </w:t>
+              <w:t>Course Overview</w:t>
             </w:r>
           </w:p>
         </w:tc>
@@ -1331,6 +1352,7 @@
                 <w:szCs w:val="24"/>
               </w:rPr>
             </w:pPr>
+            <w:proofErr w:type="gramStart"/>
             <w:r>
               <w:rPr>
                 <w:rFonts w:ascii="Times New Roman" w:hAnsi="Times New Roman" w:cs="Times New Roman"/>
@@ -1338,7 +1360,17 @@
                 <w:sz w:val="24"/>
                 <w:szCs w:val="24"/>
               </w:rPr>
-              <w:t xml:space="preserve">1.2.1and1.2.2, 2.1, </w:t>
+              <w:t>1.2</w:t>
+            </w:r>
+            <w:proofErr w:type="gramEnd"/>
+            <w:r>
+              <w:rPr>
+                <w:rFonts w:ascii="Times New Roman" w:hAnsi="Times New Roman" w:cs="Times New Roman"/>
+                <w:color w:val="00B050"/>
+                <w:sz w:val="24"/>
+                <w:szCs w:val="24"/>
+              </w:rPr>
+              <w:t xml:space="preserve">.1and1.2.2, 2.1, </w:t>
             </w:r>
             <w:r>
               <w:rPr>
@@ -1417,6 +1449,7 @@
                 <w:szCs w:val="24"/>
               </w:rPr>
             </w:pPr>
+            <w:proofErr w:type="gramStart"/>
             <w:r>
               <w:rPr>
                 <w:rFonts w:ascii="Times New Roman" w:hAnsi="Times New Roman" w:cs="Times New Roman"/>
@@ -1426,7 +1459,41 @@
                 <w:sz w:val="24"/>
                 <w:szCs w:val="24"/>
               </w:rPr>
-              <w:t>Optional (Module 1 and 2 Video/Reading Quiz)</w:t>
+              <w:t>Module</w:t>
+            </w:r>
+            <w:proofErr w:type="gramEnd"/>
+            <w:r>
+              <w:rPr>
+                <w:rFonts w:ascii="Times New Roman" w:hAnsi="Times New Roman" w:cs="Times New Roman"/>
+                <w:i/>
+                <w:iCs/>
+                <w:color w:val="7030A0"/>
+                <w:sz w:val="24"/>
+                <w:szCs w:val="24"/>
+              </w:rPr>
+              <w:t xml:space="preserve"> 1 and 2 Video/Reading Qui</w:t>
+            </w:r>
+            <w:r>
+              <w:rPr>
+                <w:rFonts w:ascii="Times New Roman" w:hAnsi="Times New Roman" w:cs="Times New Roman"/>
+                <w:i/>
+                <w:iCs/>
+                <w:color w:val="7030A0"/>
+                <w:sz w:val="24"/>
+                <w:szCs w:val="24"/>
+              </w:rPr>
+              <w:t>z (</w:t>
+            </w:r>
+            <w:r>
+              <w:rPr>
+                <w:rFonts w:ascii="Times New Roman" w:hAnsi="Times New Roman" w:cs="Times New Roman"/>
+                <w:i/>
+                <w:iCs/>
+                <w:color w:val="7030A0"/>
+                <w:sz w:val="24"/>
+                <w:szCs w:val="24"/>
+              </w:rPr>
+              <w:t>Optional)</w:t>
             </w:r>
           </w:p>
           <w:p>
@@ -1504,13 +1571,23 @@
                 <w:szCs w:val="24"/>
               </w:rPr>
             </w:pPr>
-            <w:r>
-              <w:rPr>
-                <w:rFonts w:ascii="Times New Roman" w:eastAsia="Times New Roman" w:hAnsi="Times New Roman" w:cs="Times New Roman"/>
-                <w:sz w:val="24"/>
-                <w:szCs w:val="24"/>
-              </w:rPr>
-              <w:t>Fri  1/23</w:t>
+            <w:proofErr w:type="gramStart"/>
+            <w:r>
+              <w:rPr>
+                <w:rFonts w:ascii="Times New Roman" w:eastAsia="Times New Roman" w:hAnsi="Times New Roman" w:cs="Times New Roman"/>
+                <w:sz w:val="24"/>
+                <w:szCs w:val="24"/>
+              </w:rPr>
+              <w:t>Fri  1</w:t>
+            </w:r>
+            <w:proofErr w:type="gramEnd"/>
+            <w:r>
+              <w:rPr>
+                <w:rFonts w:ascii="Times New Roman" w:eastAsia="Times New Roman" w:hAnsi="Times New Roman" w:cs="Times New Roman"/>
+                <w:sz w:val="24"/>
+                <w:szCs w:val="24"/>
+              </w:rPr>
+              <w:t>/23</w:t>
             </w:r>
           </w:p>
         </w:tc>
@@ -1842,22 +1919,67 @@
             <w:pPr>
               <w:rPr>
                 <w:rFonts w:ascii="Times New Roman" w:hAnsi="Times New Roman" w:cs="Times New Roman"/>
-                <w:color w:val="7030A0"/>
-                <w:sz w:val="24"/>
-                <w:szCs w:val="24"/>
-              </w:rPr>
-            </w:pPr>
-            <w:r>
-              <w:rPr>
-                <w:rFonts w:ascii="Times New Roman" w:hAnsi="Times New Roman" w:cs="Times New Roman"/>
                 <w:i/>
                 <w:iCs/>
                 <w:color w:val="7030A0"/>
                 <w:sz w:val="24"/>
                 <w:szCs w:val="24"/>
               </w:rPr>
-              <w:t>Optional (Module 3 Video/Reading Quiz)</w:t>
-            </w:r>
+            </w:pPr>
+            <w:r>
+              <w:rPr>
+                <w:rFonts w:ascii="Times New Roman" w:hAnsi="Times New Roman" w:cs="Times New Roman"/>
+                <w:i/>
+                <w:iCs/>
+                <w:color w:val="7030A0"/>
+                <w:sz w:val="24"/>
+                <w:szCs w:val="24"/>
+              </w:rPr>
+              <w:t>Module 3 Video/Reading Quiz</w:t>
+            </w:r>
+            <w:r>
+              <w:rPr>
+                <w:rFonts w:ascii="Times New Roman" w:hAnsi="Times New Roman" w:cs="Times New Roman"/>
+                <w:i/>
+                <w:iCs/>
+                <w:color w:val="7030A0"/>
+                <w:sz w:val="24"/>
+                <w:szCs w:val="24"/>
+              </w:rPr>
+              <w:t xml:space="preserve"> (</w:t>
+            </w:r>
+            <w:r>
+              <w:rPr>
+                <w:rFonts w:ascii="Times New Roman" w:hAnsi="Times New Roman" w:cs="Times New Roman"/>
+                <w:i/>
+                <w:iCs/>
+                <w:color w:val="7030A0"/>
+                <w:sz w:val="24"/>
+                <w:szCs w:val="24"/>
+              </w:rPr>
+              <w:t>Optional</w:t>
+            </w:r>
+            <w:r>
+              <w:rPr>
+                <w:rFonts w:ascii="Times New Roman" w:hAnsi="Times New Roman" w:cs="Times New Roman"/>
+                <w:i/>
+                <w:iCs/>
+                <w:color w:val="7030A0"/>
+                <w:sz w:val="24"/>
+                <w:szCs w:val="24"/>
+              </w:rPr>
+              <w:t>)</w:t>
+            </w:r>
+          </w:p>
+          <w:p>
+            <w:pPr>
+              <w:rPr>
+                <w:rFonts w:ascii="Times New Roman" w:hAnsi="Times New Roman" w:cs="Times New Roman"/>
+                <w:color w:val="7030A0"/>
+                <w:sz w:val="24"/>
+                <w:szCs w:val="24"/>
+              </w:rPr>
+            </w:pPr>
           </w:p>
           <w:p>
             <w:pPr>
@@ -1869,6 +1991,24 @@
                 <w:highlight w:val="yellow"/>
               </w:rPr>
             </w:pPr>
+            <w:r>
+              <w:rPr>
+                <w:rFonts w:ascii="Times New Roman" w:hAnsi="Times New Roman" w:cs="Times New Roman"/>
+                <w:color w:val="00B050"/>
+                <w:sz w:val="24"/>
+                <w:szCs w:val="24"/>
+              </w:rPr>
+              <w:t xml:space="preserve">Assignment </w:t>
+            </w:r>
+            <w:r>
+              <w:rPr>
+                <w:rFonts w:ascii="Times New Roman" w:hAnsi="Times New Roman" w:cs="Times New Roman"/>
+                <w:color w:val="00B050"/>
+                <w:sz w:val="24"/>
+                <w:szCs w:val="24"/>
+              </w:rPr>
+              <w:t>2</w:t>
+            </w:r>
           </w:p>
         </w:tc>
       </w:tr>
@@ -2002,24 +2142,6 @@
                 <w:szCs w:val="24"/>
               </w:rPr>
             </w:pPr>
-            <w:r>
-              <w:rPr>
-                <w:rFonts w:ascii="Times New Roman" w:hAnsi="Times New Roman" w:cs="Times New Roman"/>
-                <w:color w:val="00B050"/>
-                <w:sz w:val="24"/>
-                <w:szCs w:val="24"/>
-              </w:rPr>
-              <w:t xml:space="preserve">Assignment </w:t>
-            </w:r>
-            <w:r>
-              <w:rPr>
-                <w:rFonts w:ascii="Times New Roman" w:hAnsi="Times New Roman" w:cs="Times New Roman"/>
-                <w:color w:val="00B050"/>
-                <w:sz w:val="24"/>
-                <w:szCs w:val="24"/>
-              </w:rPr>
-              <w:t>2</w:t>
-            </w:r>
           </w:p>
         </w:tc>
       </w:tr>
@@ -2452,7 +2574,7 @@
                 <w:sz w:val="24"/>
                 <w:szCs w:val="24"/>
               </w:rPr>
-              <w:t>Optional</w:t>
+              <w:t>Module 4 Video/Reading Quiz</w:t>
             </w:r>
             <w:r>
               <w:rPr>
@@ -2463,7 +2585,29 @@
                 <w:sz w:val="24"/>
                 <w:szCs w:val="24"/>
               </w:rPr>
-              <w:t xml:space="preserve"> (Module 4 Video/Reading Quiz)</w:t>
+              <w:t xml:space="preserve"> (</w:t>
+            </w:r>
+            <w:r>
+              <w:rPr>
+                <w:rFonts w:ascii="Times New Roman" w:hAnsi="Times New Roman" w:cs="Times New Roman"/>
+                <w:i/>
+                <w:iCs/>
+                <w:color w:val="7030A0"/>
+                <w:sz w:val="24"/>
+                <w:szCs w:val="24"/>
+              </w:rPr>
+              <w:t>Optional</w:t>
+            </w:r>
+            <w:r>
+              <w:rPr>
+                <w:rFonts w:ascii="Times New Roman" w:eastAsia="Times New Roman" w:hAnsi="Times New Roman" w:cs="Times New Roman"/>
+                <w:i/>
+                <w:iCs/>
+                <w:color w:val="7030A0"/>
+                <w:sz w:val="24"/>
+                <w:szCs w:val="24"/>
+              </w:rPr>
+              <w:t>)</w:t>
             </w:r>
           </w:p>
           <w:p>
@@ -3443,7 +3587,7 @@
                 <w:szCs w:val="24"/>
                 <w:highlight w:val="yellow"/>
               </w:rPr>
-              <w:t xml:space="preserve"> Da</w:t>
+              <w:t xml:space="preserve"> D</w:t>
             </w:r>
             <w:r>
               <w:rPr>
@@ -3452,8 +3596,9 @@
                 <w:bCs/>
                 <w:sz w:val="24"/>
                 <w:szCs w:val="24"/>
-              </w:rPr>
-              <w:t>y</w:t>
+                <w:highlight w:val="yellow"/>
+              </w:rPr>
+              <w:t>ay</w:t>
             </w:r>
           </w:p>
         </w:tc>
@@ -3886,7 +4031,40 @@
                 <w:sz w:val="24"/>
                 <w:szCs w:val="24"/>
               </w:rPr>
-              <w:t>Optional (Module 6 Video/Reading Quiz)</w:t>
+              <w:t>Module 6 Video/Reading Quiz</w:t>
+            </w:r>
+            <w:r>
+              <w:rPr>
+                <w:rFonts w:ascii="Times New Roman" w:eastAsia="Times New Roman" w:hAnsi="Times New Roman" w:cs="Times New Roman"/>
+                <w:i/>
+                <w:iCs/>
+                <w:color w:val="7030A0"/>
+                <w:sz w:val="24"/>
+                <w:szCs w:val="24"/>
+              </w:rPr>
+              <w:t xml:space="preserve"> (</w:t>
+            </w:r>
+            <w:r>
+              <w:rPr>
+                <w:rFonts w:ascii="Times New Roman" w:hAnsi="Times New Roman" w:cs="Times New Roman"/>
+                <w:i/>
+                <w:iCs/>
+                <w:color w:val="7030A0"/>
+                <w:sz w:val="24"/>
+                <w:szCs w:val="24"/>
+              </w:rPr>
+              <w:t>Optional</w:t>
+            </w:r>
+            <w:r>
+              <w:rPr>
+                <w:rFonts w:ascii="Times New Roman" w:eastAsia="Times New Roman" w:hAnsi="Times New Roman" w:cs="Times New Roman"/>
+                <w:i/>
+                <w:iCs/>
+                <w:color w:val="7030A0"/>
+                <w:sz w:val="24"/>
+                <w:szCs w:val="24"/>
+              </w:rPr>
+              <w:t>)</w:t>
             </w:r>
           </w:p>
         </w:tc>
@@ -4280,7 +4458,40 @@
                 <w:sz w:val="24"/>
                 <w:szCs w:val="24"/>
               </w:rPr>
-              <w:t>Optional (Module 7 Video/Reading Quiz)</w:t>
+              <w:t>Module 7 Video/Reading Quiz</w:t>
+            </w:r>
+            <w:r>
+              <w:rPr>
+                <w:rFonts w:ascii="Times New Roman" w:hAnsi="Times New Roman" w:cs="Times New Roman"/>
+                <w:i/>
+                <w:iCs/>
+                <w:color w:val="7030A0"/>
+                <w:sz w:val="24"/>
+                <w:szCs w:val="24"/>
+              </w:rPr>
+              <w:t xml:space="preserve"> (</w:t>
+            </w:r>
+            <w:r>
+              <w:rPr>
+                <w:rFonts w:ascii="Times New Roman" w:hAnsi="Times New Roman" w:cs="Times New Roman"/>
+                <w:i/>
+                <w:iCs/>
+                <w:color w:val="7030A0"/>
+                <w:sz w:val="24"/>
+                <w:szCs w:val="24"/>
+              </w:rPr>
+              <w:t>Optional</w:t>
+            </w:r>
+            <w:r>
+              <w:rPr>
+                <w:rFonts w:ascii="Times New Roman" w:hAnsi="Times New Roman" w:cs="Times New Roman"/>
+                <w:i/>
+                <w:iCs/>
+                <w:color w:val="7030A0"/>
+                <w:sz w:val="24"/>
+                <w:szCs w:val="24"/>
+              </w:rPr>
+              <w:t>)</w:t>
             </w:r>
           </w:p>
           <w:p>
@@ -4930,8 +5141,19 @@
                 <w:sz w:val="24"/>
                 <w:szCs w:val="24"/>
               </w:rPr>
-              <w:t xml:space="preserve"> 2.2to2.4, 4.1_TwoProp, 4.2_TwoProp, 4.4, 15.1, 15.2, RelativeRisk</w:t>
-            </w:r>
+              <w:t xml:space="preserve"> 2.2to2.4, 4.1_TwoProp, 4.2_TwoProp, 4.4, 15.1, 15.2, </w:t>
+            </w:r>
+            <w:proofErr w:type="spellStart"/>
+            <w:r>
+              <w:rPr>
+                <w:rFonts w:ascii="Times New Roman" w:hAnsi="Times New Roman" w:cs="Times New Roman"/>
+                <w:color w:val="00B050"/>
+                <w:sz w:val="24"/>
+                <w:szCs w:val="24"/>
+              </w:rPr>
+              <w:t>RelativeRisk</w:t>
+            </w:r>
+            <w:proofErr w:type="spellEnd"/>
           </w:p>
           <w:p>
             <w:pPr>
@@ -5009,7 +5231,40 @@
                 <w:sz w:val="24"/>
                 <w:szCs w:val="24"/>
               </w:rPr>
-              <w:t>Optional (Module 8 Video/Reading Quiz)</w:t>
+              <w:t>Module 8 Video/Reading Quiz</w:t>
+            </w:r>
+            <w:r>
+              <w:rPr>
+                <w:rFonts w:ascii="Times New Roman" w:hAnsi="Times New Roman" w:cs="Times New Roman"/>
+                <w:i/>
+                <w:iCs/>
+                <w:color w:val="7030A0"/>
+                <w:sz w:val="24"/>
+                <w:szCs w:val="24"/>
+              </w:rPr>
+              <w:t xml:space="preserve"> (</w:t>
+            </w:r>
+            <w:r>
+              <w:rPr>
+                <w:rFonts w:ascii="Times New Roman" w:hAnsi="Times New Roman" w:cs="Times New Roman"/>
+                <w:i/>
+                <w:iCs/>
+                <w:color w:val="7030A0"/>
+                <w:sz w:val="24"/>
+                <w:szCs w:val="24"/>
+              </w:rPr>
+              <w:t>Optional</w:t>
+            </w:r>
+            <w:r>
+              <w:rPr>
+                <w:rFonts w:ascii="Times New Roman" w:hAnsi="Times New Roman" w:cs="Times New Roman"/>
+                <w:i/>
+                <w:iCs/>
+                <w:color w:val="7030A0"/>
+                <w:sz w:val="24"/>
+                <w:szCs w:val="24"/>
+              </w:rPr>
+              <w:t>)</w:t>
             </w:r>
           </w:p>
           <w:p>
@@ -5644,7 +5899,29 @@
                 <w:sz w:val="24"/>
                 <w:szCs w:val="24"/>
               </w:rPr>
-              <w:t>Optional (Module 9 Video/Reading Quiz</w:t>
+              <w:t>Module 9 Video/Reading Quiz</w:t>
+            </w:r>
+            <w:r>
+              <w:rPr>
+                <w:rFonts w:ascii="Times New Roman" w:hAnsi="Times New Roman" w:cs="Times New Roman"/>
+                <w:i/>
+                <w:iCs/>
+                <w:color w:val="7030A0"/>
+                <w:sz w:val="24"/>
+                <w:szCs w:val="24"/>
+              </w:rPr>
+              <w:t xml:space="preserve"> (</w:t>
+            </w:r>
+            <w:r>
+              <w:rPr>
+                <w:rFonts w:ascii="Times New Roman" w:hAnsi="Times New Roman" w:cs="Times New Roman"/>
+                <w:i/>
+                <w:iCs/>
+                <w:color w:val="7030A0"/>
+                <w:sz w:val="24"/>
+                <w:szCs w:val="24"/>
+              </w:rPr>
+              <w:t>Optional</w:t>
             </w:r>
             <w:r>
               <w:rPr>
@@ -6555,7 +6832,6 @@
                 <w:sz w:val="24"/>
                 <w:szCs w:val="24"/>
               </w:rPr>
-              <w:lastRenderedPageBreak/>
               <w:t xml:space="preserve"> </w:t>
             </w:r>
           </w:p>
@@ -6963,28 +7239,41 @@
                 <w:sz w:val="24"/>
                 <w:szCs w:val="24"/>
               </w:rPr>
-              <w:t>Optional (Module 11 Video/Reading Quiz)</w:t>
-            </w:r>
-          </w:p>
-          <w:p>
-            <w:pPr>
-              <w:rPr>
-                <w:rFonts w:ascii="Times New Roman" w:hAnsi="Times New Roman" w:cs="Times New Roman"/>
-                <w:color w:val="00B050"/>
-                <w:sz w:val="24"/>
-                <w:szCs w:val="24"/>
-              </w:rPr>
-            </w:pPr>
-          </w:p>
-          <w:p>
-            <w:pPr>
-              <w:rPr>
-                <w:rFonts w:ascii="Times New Roman" w:hAnsi="Times New Roman" w:cs="Times New Roman"/>
-                <w:color w:val="00B050"/>
-                <w:sz w:val="24"/>
-                <w:szCs w:val="24"/>
-              </w:rPr>
-            </w:pPr>
+              <w:t>Module 11 Video/Reading Quiz</w:t>
+            </w:r>
+            <w:r>
+              <w:rPr>
+                <w:rFonts w:ascii="Times New Roman" w:hAnsi="Times New Roman" w:cs="Times New Roman"/>
+                <w:i/>
+                <w:iCs/>
+                <w:color w:val="7030A0"/>
+                <w:sz w:val="24"/>
+                <w:szCs w:val="24"/>
+              </w:rPr>
+              <w:t xml:space="preserve"> (</w:t>
+            </w:r>
+            <w:r>
+              <w:rPr>
+                <w:rFonts w:ascii="Times New Roman" w:hAnsi="Times New Roman" w:cs="Times New Roman"/>
+                <w:i/>
+                <w:iCs/>
+                <w:color w:val="7030A0"/>
+                <w:sz w:val="24"/>
+                <w:szCs w:val="24"/>
+              </w:rPr>
+              <w:t>Optional</w:t>
+            </w:r>
+            <w:r>
+              <w:rPr>
+                <w:rFonts w:ascii="Times New Roman" w:hAnsi="Times New Roman" w:cs="Times New Roman"/>
+                <w:i/>
+                <w:iCs/>
+                <w:color w:val="7030A0"/>
+                <w:sz w:val="24"/>
+                <w:szCs w:val="24"/>
+              </w:rPr>
+              <w:t>)</w:t>
+            </w:r>
           </w:p>
           <w:p>
             <w:pPr>
@@ -7789,6 +8078,8 @@
             <w:pPr>
               <w:rPr>
                 <w:rFonts w:ascii="Times New Roman" w:hAnsi="Times New Roman" w:cs="Times New Roman"/>
+                <w:i/>
+                <w:iCs/>
                 <w:sz w:val="24"/>
                 <w:szCs w:val="24"/>
               </w:rPr>
@@ -7818,7 +8109,7 @@
                 <w:sz w:val="24"/>
                 <w:szCs w:val="24"/>
               </w:rPr>
-              <w:t xml:space="preserve"> - 29</w:t>
+              <w:t xml:space="preserve"> </w:t>
             </w:r>
             <w:r>
               <w:rPr>
@@ -7827,7 +8118,45 @@
                 <w:sz w:val="24"/>
                 <w:szCs w:val="24"/>
               </w:rPr>
+              <w:t>–</w:t>
+            </w:r>
+            <w:r>
+              <w:rPr>
+                <w:rFonts w:ascii="Times New Roman" w:hAnsi="Times New Roman" w:cs="Times New Roman"/>
+                <w:color w:val="4472C4" w:themeColor="accent5"/>
+                <w:sz w:val="24"/>
+                <w:szCs w:val="24"/>
+              </w:rPr>
+              <w:t xml:space="preserve"> 29</w:t>
+            </w:r>
+            <w:r>
+              <w:rPr>
+                <w:rFonts w:ascii="Times New Roman" w:hAnsi="Times New Roman" w:cs="Times New Roman"/>
+                <w:color w:val="4472C4" w:themeColor="accent5"/>
+                <w:sz w:val="24"/>
+                <w:szCs w:val="24"/>
+              </w:rPr>
               <w:t>8</w:t>
+            </w:r>
+            <w:r>
+              <w:rPr>
+                <w:rFonts w:ascii="Times New Roman" w:hAnsi="Times New Roman" w:cs="Times New Roman"/>
+                <w:color w:val="4472C4" w:themeColor="accent5"/>
+                <w:sz w:val="24"/>
+                <w:szCs w:val="24"/>
+              </w:rPr>
+              <w:t xml:space="preserve"> </w:t>
+            </w:r>
+            <w:r>
+              <w:rPr>
+                <w:rFonts w:ascii="Times New Roman" w:hAnsi="Times New Roman" w:cs="Times New Roman"/>
+                <w:i/>
+                <w:iCs/>
+                <w:color w:val="4472C4" w:themeColor="accent5"/>
+                <w:sz w:val="24"/>
+                <w:szCs w:val="24"/>
+              </w:rPr>
+              <w:t>(p. 280 – 297 in e-version)</w:t>
             </w:r>
           </w:p>
         </w:tc>
@@ -7861,7 +8190,40 @@
                 <w:sz w:val="24"/>
                 <w:szCs w:val="24"/>
               </w:rPr>
-              <w:t>Optional (Module 12 Video/Reading Quiz)</w:t>
+              <w:t>Module 12 Video/Reading Quiz</w:t>
+            </w:r>
+            <w:r>
+              <w:rPr>
+                <w:rFonts w:ascii="Times New Roman" w:hAnsi="Times New Roman" w:cs="Times New Roman"/>
+                <w:i/>
+                <w:iCs/>
+                <w:color w:val="7030A0"/>
+                <w:sz w:val="24"/>
+                <w:szCs w:val="24"/>
+              </w:rPr>
+              <w:t xml:space="preserve"> (</w:t>
+            </w:r>
+            <w:r>
+              <w:rPr>
+                <w:rFonts w:ascii="Times New Roman" w:hAnsi="Times New Roman" w:cs="Times New Roman"/>
+                <w:i/>
+                <w:iCs/>
+                <w:color w:val="7030A0"/>
+                <w:sz w:val="24"/>
+                <w:szCs w:val="24"/>
+              </w:rPr>
+              <w:t>Optional</w:t>
+            </w:r>
+            <w:r>
+              <w:rPr>
+                <w:rFonts w:ascii="Times New Roman" w:hAnsi="Times New Roman" w:cs="Times New Roman"/>
+                <w:i/>
+                <w:iCs/>
+                <w:color w:val="7030A0"/>
+                <w:sz w:val="24"/>
+                <w:szCs w:val="24"/>
+              </w:rPr>
+              <w:t>)</w:t>
             </w:r>
           </w:p>
           <w:p>
@@ -8529,13 +8891,23 @@
                 <w:sz w:val="24"/>
               </w:rPr>
             </w:pPr>
+            <w:proofErr w:type="spellStart"/>
             <w:r>
               <w:rPr>
                 <w:rFonts w:ascii="Times New Roman" w:hAnsi="Times New Roman" w:cs="Times New Roman"/>
                 <w:color w:val="00B050"/>
                 <w:sz w:val="24"/>
               </w:rPr>
-              <w:t>PairedData, 18.1and18.2, 18.3</w:t>
+              <w:t>PairedData</w:t>
+            </w:r>
+            <w:proofErr w:type="spellEnd"/>
+            <w:r>
+              <w:rPr>
+                <w:rFonts w:ascii="Times New Roman" w:hAnsi="Times New Roman" w:cs="Times New Roman"/>
+                <w:color w:val="00B050"/>
+                <w:sz w:val="24"/>
+              </w:rPr>
+              <w:t>, 18.1and18.2, 18.3</w:t>
             </w:r>
           </w:p>
           <w:p>
@@ -8571,7 +8943,7 @@
                 <w:sz w:val="24"/>
                 <w:szCs w:val="24"/>
               </w:rPr>
-              <w:t xml:space="preserve"> - 33</w:t>
+              <w:t xml:space="preserve"> </w:t>
             </w:r>
             <w:r>
               <w:rPr>
@@ -8580,7 +8952,45 @@
                 <w:sz w:val="24"/>
                 <w:szCs w:val="24"/>
               </w:rPr>
+              <w:t>–</w:t>
+            </w:r>
+            <w:r>
+              <w:rPr>
+                <w:rFonts w:ascii="Times New Roman" w:hAnsi="Times New Roman" w:cs="Times New Roman"/>
+                <w:color w:val="4472C4" w:themeColor="accent5"/>
+                <w:sz w:val="24"/>
+                <w:szCs w:val="24"/>
+              </w:rPr>
+              <w:t xml:space="preserve"> 33</w:t>
+            </w:r>
+            <w:r>
+              <w:rPr>
+                <w:rFonts w:ascii="Times New Roman" w:hAnsi="Times New Roman" w:cs="Times New Roman"/>
+                <w:color w:val="4472C4" w:themeColor="accent5"/>
+                <w:sz w:val="24"/>
+                <w:szCs w:val="24"/>
+              </w:rPr>
               <w:t>8</w:t>
+            </w:r>
+            <w:r>
+              <w:rPr>
+                <w:rFonts w:ascii="Times New Roman" w:hAnsi="Times New Roman" w:cs="Times New Roman"/>
+                <w:color w:val="4472C4" w:themeColor="accent5"/>
+                <w:sz w:val="24"/>
+                <w:szCs w:val="24"/>
+              </w:rPr>
+              <w:t xml:space="preserve"> </w:t>
+            </w:r>
+            <w:r>
+              <w:rPr>
+                <w:rFonts w:ascii="Times New Roman" w:hAnsi="Times New Roman" w:cs="Times New Roman"/>
+                <w:i/>
+                <w:iCs/>
+                <w:color w:val="4472C4" w:themeColor="accent5"/>
+                <w:sz w:val="24"/>
+                <w:szCs w:val="24"/>
+              </w:rPr>
+              <w:t>(p. 330 – 337 in e-version)</w:t>
             </w:r>
           </w:p>
         </w:tc>
@@ -8614,7 +9024,40 @@
                 <w:sz w:val="24"/>
                 <w:szCs w:val="24"/>
               </w:rPr>
-              <w:t>Optional (Module 13 Video/Reading Quiz)</w:t>
+              <w:t>Module 13 Video/Reading Quiz</w:t>
+            </w:r>
+            <w:r>
+              <w:rPr>
+                <w:rFonts w:ascii="Times New Roman" w:hAnsi="Times New Roman" w:cs="Times New Roman"/>
+                <w:i/>
+                <w:iCs/>
+                <w:color w:val="7030A0"/>
+                <w:sz w:val="24"/>
+                <w:szCs w:val="24"/>
+              </w:rPr>
+              <w:t xml:space="preserve"> (</w:t>
+            </w:r>
+            <w:r>
+              <w:rPr>
+                <w:rFonts w:ascii="Times New Roman" w:hAnsi="Times New Roman" w:cs="Times New Roman"/>
+                <w:i/>
+                <w:iCs/>
+                <w:color w:val="7030A0"/>
+                <w:sz w:val="24"/>
+                <w:szCs w:val="24"/>
+              </w:rPr>
+              <w:t>Optional</w:t>
+            </w:r>
+            <w:r>
+              <w:rPr>
+                <w:rFonts w:ascii="Times New Roman" w:hAnsi="Times New Roman" w:cs="Times New Roman"/>
+                <w:i/>
+                <w:iCs/>
+                <w:color w:val="7030A0"/>
+                <w:sz w:val="24"/>
+                <w:szCs w:val="24"/>
+              </w:rPr>
+              <w:t>)</w:t>
             </w:r>
           </w:p>
           <w:p>
@@ -9198,18 +9641,6 @@
               <w:t>Final exam review</w:t>
             </w:r>
           </w:p>
-          <w:p>
-            <w:pPr>
-              <w:ind w:left="5"/>
-              <w:rPr>
-                <w:rFonts w:ascii="Times New Roman" w:eastAsia="Times New Roman" w:hAnsi="Times New Roman" w:cs="Times New Roman"/>
-                <w:b/>
-                <w:sz w:val="24"/>
-                <w:szCs w:val="24"/>
-                <w:highlight w:val="yellow"/>
-              </w:rPr>
-            </w:pPr>
-          </w:p>
         </w:tc>
         <w:tc>
           <w:tcPr>
@@ -9511,18 +9942,6 @@
               <w:t xml:space="preserve"> </w:t>
             </w:r>
           </w:p>
-          <w:p>
-            <w:pPr>
-              <w:ind w:left="5"/>
-              <w:rPr>
-                <w:rFonts w:ascii="Times New Roman" w:eastAsia="Times New Roman" w:hAnsi="Times New Roman" w:cs="Times New Roman"/>
-                <w:b/>
-                <w:sz w:val="24"/>
-                <w:szCs w:val="24"/>
-                <w:highlight w:val="yellow"/>
-              </w:rPr>
-            </w:pPr>
-          </w:p>
         </w:tc>
         <w:tc>
           <w:tcPr>
@@ -9654,7 +10073,7 @@
                 <w:szCs w:val="24"/>
                 <w:highlight w:val="yellow"/>
               </w:rPr>
-              <w:t xml:space="preserve">Final Exam – </w:t>
+              <w:t>Final Exam –</w:t>
             </w:r>
             <w:r>
               <w:rPr>
@@ -9664,7 +10083,7 @@
                 <w:szCs w:val="24"/>
                 <w:highlight w:val="yellow"/>
               </w:rPr>
-              <w:t>TBD</w:t>
+              <w:t xml:space="preserve"> TBD, but plan for Thursday, May 7 from 6 – 8 pm</w:t>
             </w:r>
           </w:p>
         </w:tc>
@@ -11055,21 +11474,6 @@
 </file>
 
 <file path=customXml/item1.xml><?xml version="1.0" encoding="utf-8"?>
-<?mso-contentType ?>
-<FormTemplates xmlns="http://schemas.microsoft.com/sharepoint/v3/contenttype/forms">
-  <Display>DocumentLibraryForm</Display>
-  <Edit>DocumentLibraryForm</Edit>
-  <New>DocumentLibraryForm</New>
-</FormTemplates>
-</file>
-
-<file path=customXml/item2.xml><?xml version="1.0" encoding="utf-8"?>
-<p:properties xmlns:p="http://schemas.microsoft.com/office/2006/metadata/properties" xmlns:xsi="http://www.w3.org/2001/XMLSchema-instance" xmlns:pc="http://schemas.microsoft.com/office/infopath/2007/PartnerControls">
-  <documentManagement/>
-</p:properties>
-</file>
-
-<file path=customXml/item3.xml><?xml version="1.0" encoding="utf-8"?>
 <ct:contentTypeSchema xmlns:ct="http://schemas.microsoft.com/office/2006/metadata/contentType" xmlns:ma="http://schemas.microsoft.com/office/2006/metadata/properties/metaAttributes" ct:_="" ma:_="" ma:contentTypeName="Document" ma:contentTypeID="0x010100CC03F583B8FC7D479BB917DCC50A759A" ma:contentTypeVersion="2" ma:contentTypeDescription="Create a new document." ma:contentTypeScope="" ma:versionID="a416b87cb6da220f553d25b31c6d1561">
   <xsd:schema xmlns:xsd="http://www.w3.org/2001/XMLSchema" xmlns:xs="http://www.w3.org/2001/XMLSchema" xmlns:p="http://schemas.microsoft.com/office/2006/metadata/properties" xmlns:ns2="7a494ea9-5c76-4b6d-9fd1-0b14ddec65d9" targetNamespace="http://schemas.microsoft.com/office/2006/metadata/properties" ma:root="true" ma:fieldsID="5848f5ec45c4ce39acac4a9febeb8d96" ns2:_="">
     <xsd:import namespace="7a494ea9-5c76-4b6d-9fd1-0b14ddec65d9"/>
@@ -11201,24 +11605,22 @@
 </ct:contentTypeSchema>
 </file>
 
-<file path=customXml/itemProps1.xml><?xml version="1.0" encoding="utf-8"?>
-<ds:datastoreItem xmlns:ds="http://schemas.openxmlformats.org/officeDocument/2006/customXml" ds:itemID="{73898C2B-C96D-434F-A1B6-6069F656FA6D}">
-  <ds:schemaRefs>
-    <ds:schemaRef ds:uri="http://schemas.microsoft.com/sharepoint/v3/contenttype/forms"/>
-  </ds:schemaRefs>
-</ds:datastoreItem>
+<file path=customXml/item2.xml><?xml version="1.0" encoding="utf-8"?>
+<?mso-contentType ?>
+<FormTemplates xmlns="http://schemas.microsoft.com/sharepoint/v3/contenttype/forms">
+  <Display>DocumentLibraryForm</Display>
+  <Edit>DocumentLibraryForm</Edit>
+  <New>DocumentLibraryForm</New>
+</FormTemplates>
 </file>
 
-<file path=customXml/itemProps2.xml><?xml version="1.0" encoding="utf-8"?>
-<ds:datastoreItem xmlns:ds="http://schemas.openxmlformats.org/officeDocument/2006/customXml" ds:itemID="{36ACC8F3-6E63-4670-B73D-DE1280E8DB8D}">
-  <ds:schemaRefs>
-    <ds:schemaRef ds:uri="http://schemas.microsoft.com/office/2006/metadata/properties"/>
-    <ds:schemaRef ds:uri="http://schemas.microsoft.com/office/infopath/2007/PartnerControls"/>
-  </ds:schemaRefs>
-</ds:datastoreItem>
+<file path=customXml/item3.xml><?xml version="1.0" encoding="utf-8"?>
+<p:properties xmlns:p="http://schemas.microsoft.com/office/2006/metadata/properties" xmlns:xsi="http://www.w3.org/2001/XMLSchema-instance" xmlns:pc="http://schemas.microsoft.com/office/infopath/2007/PartnerControls">
+  <documentManagement/>
+</p:properties>
 </file>
 
-<file path=customXml/itemProps3.xml><?xml version="1.0" encoding="utf-8"?>
+<file path=customXml/itemProps1.xml><?xml version="1.0" encoding="utf-8"?>
 <ds:datastoreItem xmlns:ds="http://schemas.openxmlformats.org/officeDocument/2006/customXml" ds:itemID="{F5239868-B096-4B81-8FD1-0516D39E2D56}">
   <ds:schemaRefs>
     <ds:schemaRef ds:uri="http://schemas.microsoft.com/office/2006/metadata/contentType"/>
@@ -11234,4 +11636,21 @@
     <ds:schemaRef ds:uri="http://schemas.microsoft.com/internal/obd"/>
   </ds:schemaRefs>
 </ds:datastoreItem>
+</file>
+
+<file path=customXml/itemProps2.xml><?xml version="1.0" encoding="utf-8"?>
+<ds:datastoreItem xmlns:ds="http://schemas.openxmlformats.org/officeDocument/2006/customXml" ds:itemID="{73898C2B-C96D-434F-A1B6-6069F656FA6D}">
+  <ds:schemaRefs>
+    <ds:schemaRef ds:uri="http://schemas.microsoft.com/sharepoint/v3/contenttype/forms"/>
+  </ds:schemaRefs>
+</ds:datastoreItem>
+</file>
+
+<file path=customXml/itemProps3.xml><?xml version="1.0" encoding="utf-8"?>
+<ds:datastoreItem xmlns:ds="http://schemas.openxmlformats.org/officeDocument/2006/customXml" ds:itemID="{36ACC8F3-6E63-4670-B73D-DE1280E8DB8D}">
+  <ds:schemaRefs>
+    <ds:schemaRef ds:uri="http://schemas.microsoft.com/office/2006/metadata/properties"/>
+    <ds:schemaRef ds:uri="http://schemas.microsoft.com/office/infopath/2007/PartnerControls"/>
+  </ds:schemaRefs>
+</ds:datastoreItem>
 </file>
--- a/calendars/S26-Stat216_Calendar.docx
+++ b/calendars/S26-Stat216_Calendar.docx
@@ -11474,6 +11474,21 @@
 </file>
 
 <file path=customXml/item1.xml><?xml version="1.0" encoding="utf-8"?>
+<p:properties xmlns:p="http://schemas.microsoft.com/office/2006/metadata/properties" xmlns:xsi="http://www.w3.org/2001/XMLSchema-instance" xmlns:pc="http://schemas.microsoft.com/office/infopath/2007/PartnerControls">
+  <documentManagement/>
+</p:properties>
+</file>
+
+<file path=customXml/item2.xml><?xml version="1.0" encoding="utf-8"?>
+<?mso-contentType ?>
+<FormTemplates xmlns="http://schemas.microsoft.com/sharepoint/v3/contenttype/forms">
+  <Display>DocumentLibraryForm</Display>
+  <Edit>DocumentLibraryForm</Edit>
+  <New>DocumentLibraryForm</New>
+</FormTemplates>
+</file>
+
+<file path=customXml/item3.xml><?xml version="1.0" encoding="utf-8"?>
 <ct:contentTypeSchema xmlns:ct="http://schemas.microsoft.com/office/2006/metadata/contentType" xmlns:ma="http://schemas.microsoft.com/office/2006/metadata/properties/metaAttributes" ct:_="" ma:_="" ma:contentTypeName="Document" ma:contentTypeID="0x010100CC03F583B8FC7D479BB917DCC50A759A" ma:contentTypeVersion="2" ma:contentTypeDescription="Create a new document." ma:contentTypeScope="" ma:versionID="a416b87cb6da220f553d25b31c6d1561">
   <xsd:schema xmlns:xsd="http://www.w3.org/2001/XMLSchema" xmlns:xs="http://www.w3.org/2001/XMLSchema" xmlns:p="http://schemas.microsoft.com/office/2006/metadata/properties" xmlns:ns2="7a494ea9-5c76-4b6d-9fd1-0b14ddec65d9" targetNamespace="http://schemas.microsoft.com/office/2006/metadata/properties" ma:root="true" ma:fieldsID="5848f5ec45c4ce39acac4a9febeb8d96" ns2:_="">
     <xsd:import namespace="7a494ea9-5c76-4b6d-9fd1-0b14ddec65d9"/>
@@ -11605,22 +11620,24 @@
 </ct:contentTypeSchema>
 </file>
 
-<file path=customXml/item2.xml><?xml version="1.0" encoding="utf-8"?>
-<?mso-contentType ?>
-<FormTemplates xmlns="http://schemas.microsoft.com/sharepoint/v3/contenttype/forms">
-  <Display>DocumentLibraryForm</Display>
-  <Edit>DocumentLibraryForm</Edit>
-  <New>DocumentLibraryForm</New>
-</FormTemplates>
+<file path=customXml/itemProps1.xml><?xml version="1.0" encoding="utf-8"?>
+<ds:datastoreItem xmlns:ds="http://schemas.openxmlformats.org/officeDocument/2006/customXml" ds:itemID="{36ACC8F3-6E63-4670-B73D-DE1280E8DB8D}">
+  <ds:schemaRefs>
+    <ds:schemaRef ds:uri="http://schemas.microsoft.com/office/2006/metadata/properties"/>
+    <ds:schemaRef ds:uri="http://schemas.microsoft.com/office/infopath/2007/PartnerControls"/>
+  </ds:schemaRefs>
+</ds:datastoreItem>
 </file>
 
-<file path=customXml/item3.xml><?xml version="1.0" encoding="utf-8"?>
-<p:properties xmlns:p="http://schemas.microsoft.com/office/2006/metadata/properties" xmlns:xsi="http://www.w3.org/2001/XMLSchema-instance" xmlns:pc="http://schemas.microsoft.com/office/infopath/2007/PartnerControls">
-  <documentManagement/>
-</p:properties>
+<file path=customXml/itemProps2.xml><?xml version="1.0" encoding="utf-8"?>
+<ds:datastoreItem xmlns:ds="http://schemas.openxmlformats.org/officeDocument/2006/customXml" ds:itemID="{73898C2B-C96D-434F-A1B6-6069F656FA6D}">
+  <ds:schemaRefs>
+    <ds:schemaRef ds:uri="http://schemas.microsoft.com/sharepoint/v3/contenttype/forms"/>
+  </ds:schemaRefs>
+</ds:datastoreItem>
 </file>
 
-<file path=customXml/itemProps1.xml><?xml version="1.0" encoding="utf-8"?>
+<file path=customXml/itemProps3.xml><?xml version="1.0" encoding="utf-8"?>
 <ds:datastoreItem xmlns:ds="http://schemas.openxmlformats.org/officeDocument/2006/customXml" ds:itemID="{F5239868-B096-4B81-8FD1-0516D39E2D56}">
   <ds:schemaRefs>
     <ds:schemaRef ds:uri="http://schemas.microsoft.com/office/2006/metadata/contentType"/>
@@ -11636,21 +11653,4 @@
     <ds:schemaRef ds:uri="http://schemas.microsoft.com/internal/obd"/>
   </ds:schemaRefs>
 </ds:datastoreItem>
-</file>
-
-<file path=customXml/itemProps2.xml><?xml version="1.0" encoding="utf-8"?>
-<ds:datastoreItem xmlns:ds="http://schemas.openxmlformats.org/officeDocument/2006/customXml" ds:itemID="{73898C2B-C96D-434F-A1B6-6069F656FA6D}">
-  <ds:schemaRefs>
-    <ds:schemaRef ds:uri="http://schemas.microsoft.com/sharepoint/v3/contenttype/forms"/>
-  </ds:schemaRefs>
-</ds:datastoreItem>
-</file>
-
-<file path=customXml/itemProps3.xml><?xml version="1.0" encoding="utf-8"?>
-<ds:datastoreItem xmlns:ds="http://schemas.openxmlformats.org/officeDocument/2006/customXml" ds:itemID="{36ACC8F3-6E63-4670-B73D-DE1280E8DB8D}">
-  <ds:schemaRefs>
-    <ds:schemaRef ds:uri="http://schemas.microsoft.com/office/2006/metadata/properties"/>
-    <ds:schemaRef ds:uri="http://schemas.microsoft.com/office/infopath/2007/PartnerControls"/>
-  </ds:schemaRefs>
-</ds:datastoreItem>
 </file>
--- a/calendars/S26-Stat216_Calendar.docx
+++ b/calendars/S26-Stat216_Calendar.docx
@@ -133,20 +133,8 @@
           <w:sz w:val="24"/>
           <w:szCs w:val="24"/>
         </w:rPr>
-        <w:t xml:space="preserve"> </w:t>
+        <w:t xml:space="preserve"> Gradescope</w:t>
       </w:r>
-      <w:proofErr w:type="spellStart"/>
-      <w:r>
-        <w:rPr>
-          <w:rFonts w:ascii="Times New Roman" w:hAnsi="Times New Roman" w:cs="Times New Roman"/>
-          <w:i/>
-          <w:iCs/>
-          <w:sz w:val="24"/>
-          <w:szCs w:val="24"/>
-        </w:rPr>
-        <w:t>Gradescope</w:t>
-      </w:r>
-      <w:proofErr w:type="spellEnd"/>
     </w:p>
     <w:p>
       <w:pPr>
@@ -207,18 +195,8 @@
           <w:sz w:val="24"/>
           <w:szCs w:val="24"/>
         </w:rPr>
-        <w:t xml:space="preserve"> due at the beginning of </w:t>
+        <w:t xml:space="preserve"> due at the beginning of class</w:t>
       </w:r>
-      <w:proofErr w:type="gramStart"/>
-      <w:r>
-        <w:rPr>
-          <w:rFonts w:ascii="Times New Roman" w:eastAsia="Times New Roman" w:hAnsi="Times New Roman" w:cs="Times New Roman"/>
-          <w:sz w:val="24"/>
-          <w:szCs w:val="24"/>
-        </w:rPr>
-        <w:t>class</w:t>
-      </w:r>
-      <w:proofErr w:type="gramEnd"/>
       <w:r>
         <w:rPr>
           <w:rFonts w:ascii="Times New Roman" w:eastAsia="Times New Roman" w:hAnsi="Times New Roman" w:cs="Times New Roman"/>
@@ -1352,7 +1330,6 @@
                 <w:szCs w:val="24"/>
               </w:rPr>
             </w:pPr>
-            <w:proofErr w:type="gramStart"/>
             <w:r>
               <w:rPr>
                 <w:rFonts w:ascii="Times New Roman" w:hAnsi="Times New Roman" w:cs="Times New Roman"/>
@@ -1360,17 +1337,7 @@
                 <w:sz w:val="24"/>
                 <w:szCs w:val="24"/>
               </w:rPr>
-              <w:t>1.2</w:t>
-            </w:r>
-            <w:proofErr w:type="gramEnd"/>
-            <w:r>
-              <w:rPr>
-                <w:rFonts w:ascii="Times New Roman" w:hAnsi="Times New Roman" w:cs="Times New Roman"/>
-                <w:color w:val="00B050"/>
-                <w:sz w:val="24"/>
-                <w:szCs w:val="24"/>
-              </w:rPr>
-              <w:t xml:space="preserve">.1and1.2.2, 2.1, </w:t>
+              <w:t xml:space="preserve">1.2.1and1.2.2, 2.1, </w:t>
             </w:r>
             <w:r>
               <w:rPr>
@@ -1449,7 +1416,6 @@
                 <w:szCs w:val="24"/>
               </w:rPr>
             </w:pPr>
-            <w:proofErr w:type="gramStart"/>
             <w:r>
               <w:rPr>
                 <w:rFonts w:ascii="Times New Roman" w:hAnsi="Times New Roman" w:cs="Times New Roman"/>
@@ -1459,19 +1425,7 @@
                 <w:sz w:val="24"/>
                 <w:szCs w:val="24"/>
               </w:rPr>
-              <w:t>Module</w:t>
-            </w:r>
-            <w:proofErr w:type="gramEnd"/>
-            <w:r>
-              <w:rPr>
-                <w:rFonts w:ascii="Times New Roman" w:hAnsi="Times New Roman" w:cs="Times New Roman"/>
-                <w:i/>
-                <w:iCs/>
-                <w:color w:val="7030A0"/>
-                <w:sz w:val="24"/>
-                <w:szCs w:val="24"/>
-              </w:rPr>
-              <w:t xml:space="preserve"> 1 and 2 Video/Reading Qui</w:t>
+              <w:t>Module 1 and 2 Video/Reading Qui</w:t>
             </w:r>
             <w:r>
               <w:rPr>
@@ -1571,23 +1525,13 @@
                 <w:szCs w:val="24"/>
               </w:rPr>
             </w:pPr>
-            <w:proofErr w:type="gramStart"/>
-            <w:r>
-              <w:rPr>
-                <w:rFonts w:ascii="Times New Roman" w:eastAsia="Times New Roman" w:hAnsi="Times New Roman" w:cs="Times New Roman"/>
-                <w:sz w:val="24"/>
-                <w:szCs w:val="24"/>
-              </w:rPr>
-              <w:t>Fri  1</w:t>
-            </w:r>
-            <w:proofErr w:type="gramEnd"/>
-            <w:r>
-              <w:rPr>
-                <w:rFonts w:ascii="Times New Roman" w:eastAsia="Times New Roman" w:hAnsi="Times New Roman" w:cs="Times New Roman"/>
-                <w:sz w:val="24"/>
-                <w:szCs w:val="24"/>
-              </w:rPr>
-              <w:t>/23</w:t>
+            <w:r>
+              <w:rPr>
+                <w:rFonts w:ascii="Times New Roman" w:eastAsia="Times New Roman" w:hAnsi="Times New Roman" w:cs="Times New Roman"/>
+                <w:sz w:val="24"/>
+                <w:szCs w:val="24"/>
+              </w:rPr>
+              <w:t>Fri  1/23</w:t>
             </w:r>
           </w:p>
         </w:tc>
@@ -3407,7 +3351,7 @@
                 <w:szCs w:val="24"/>
                 <w:highlight w:val="yellow"/>
               </w:rPr>
-              <w:t xml:space="preserve">Individual Midterm Exam </w:t>
+              <w:t>Individual Midterm Exam</w:t>
             </w:r>
             <w:r>
               <w:rPr>
@@ -3416,8 +3360,20 @@
                 <w:bCs/>
                 <w:sz w:val="24"/>
                 <w:szCs w:val="24"/>
-              </w:rPr>
-              <w:t>1</w:t>
+                <w:highlight w:val="yellow"/>
+              </w:rPr>
+              <w:t xml:space="preserve"> 1</w:t>
+            </w:r>
+            <w:r>
+              <w:rPr>
+                <w:rFonts w:ascii="Times New Roman" w:hAnsi="Times New Roman" w:cs="Times New Roman"/>
+                <w:b/>
+                <w:bCs/>
+                <w:sz w:val="24"/>
+                <w:szCs w:val="24"/>
+                <w:highlight w:val="yellow"/>
+              </w:rPr>
+              <w:t xml:space="preserve"> </w:t>
             </w:r>
           </w:p>
         </w:tc>
@@ -5141,19 +5097,8 @@
                 <w:sz w:val="24"/>
                 <w:szCs w:val="24"/>
               </w:rPr>
-              <w:t xml:space="preserve"> 2.2to2.4, 4.1_TwoProp, 4.2_TwoProp, 4.4, 15.1, 15.2, </w:t>
-            </w:r>
-            <w:proofErr w:type="spellStart"/>
-            <w:r>
-              <w:rPr>
-                <w:rFonts w:ascii="Times New Roman" w:hAnsi="Times New Roman" w:cs="Times New Roman"/>
-                <w:color w:val="00B050"/>
-                <w:sz w:val="24"/>
-                <w:szCs w:val="24"/>
-              </w:rPr>
-              <w:t>RelativeRisk</w:t>
-            </w:r>
-            <w:proofErr w:type="spellEnd"/>
+              <w:t xml:space="preserve"> 2.2to2.4, 4.1_TwoProp, 4.2_TwoProp, 4.4, 15.1, 15.2, RelativeRisk</w:t>
+            </w:r>
           </w:p>
           <w:p>
             <w:pPr>
@@ -8891,23 +8836,13 @@
                 <w:sz w:val="24"/>
               </w:rPr>
             </w:pPr>
-            <w:proofErr w:type="spellStart"/>
             <w:r>
               <w:rPr>
                 <w:rFonts w:ascii="Times New Roman" w:hAnsi="Times New Roman" w:cs="Times New Roman"/>
                 <w:color w:val="00B050"/>
                 <w:sz w:val="24"/>
               </w:rPr>
-              <w:t>PairedData</w:t>
-            </w:r>
-            <w:proofErr w:type="spellEnd"/>
-            <w:r>
-              <w:rPr>
-                <w:rFonts w:ascii="Times New Roman" w:hAnsi="Times New Roman" w:cs="Times New Roman"/>
-                <w:color w:val="00B050"/>
-                <w:sz w:val="24"/>
-              </w:rPr>
-              <w:t>, 18.1and18.2, 18.3</w:t>
+              <w:t>PairedData, 18.1and18.2, 18.3</w:t>
             </w:r>
           </w:p>
           <w:p>
@@ -11474,21 +11409,6 @@
 </file>
 
 <file path=customXml/item1.xml><?xml version="1.0" encoding="utf-8"?>
-<p:properties xmlns:p="http://schemas.microsoft.com/office/2006/metadata/properties" xmlns:xsi="http://www.w3.org/2001/XMLSchema-instance" xmlns:pc="http://schemas.microsoft.com/office/infopath/2007/PartnerControls">
-  <documentManagement/>
-</p:properties>
-</file>
-
-<file path=customXml/item2.xml><?xml version="1.0" encoding="utf-8"?>
-<?mso-contentType ?>
-<FormTemplates xmlns="http://schemas.microsoft.com/sharepoint/v3/contenttype/forms">
-  <Display>DocumentLibraryForm</Display>
-  <Edit>DocumentLibraryForm</Edit>
-  <New>DocumentLibraryForm</New>
-</FormTemplates>
-</file>
-
-<file path=customXml/item3.xml><?xml version="1.0" encoding="utf-8"?>
 <ct:contentTypeSchema xmlns:ct="http://schemas.microsoft.com/office/2006/metadata/contentType" xmlns:ma="http://schemas.microsoft.com/office/2006/metadata/properties/metaAttributes" ct:_="" ma:_="" ma:contentTypeName="Document" ma:contentTypeID="0x010100CC03F583B8FC7D479BB917DCC50A759A" ma:contentTypeVersion="2" ma:contentTypeDescription="Create a new document." ma:contentTypeScope="" ma:versionID="a416b87cb6da220f553d25b31c6d1561">
   <xsd:schema xmlns:xsd="http://www.w3.org/2001/XMLSchema" xmlns:xs="http://www.w3.org/2001/XMLSchema" xmlns:p="http://schemas.microsoft.com/office/2006/metadata/properties" xmlns:ns2="7a494ea9-5c76-4b6d-9fd1-0b14ddec65d9" targetNamespace="http://schemas.microsoft.com/office/2006/metadata/properties" ma:root="true" ma:fieldsID="5848f5ec45c4ce39acac4a9febeb8d96" ns2:_="">
     <xsd:import namespace="7a494ea9-5c76-4b6d-9fd1-0b14ddec65d9"/>
@@ -11620,24 +11540,22 @@
 </ct:contentTypeSchema>
 </file>
 
-<file path=customXml/itemProps1.xml><?xml version="1.0" encoding="utf-8"?>
-<ds:datastoreItem xmlns:ds="http://schemas.openxmlformats.org/officeDocument/2006/customXml" ds:itemID="{36ACC8F3-6E63-4670-B73D-DE1280E8DB8D}">
-  <ds:schemaRefs>
-    <ds:schemaRef ds:uri="http://schemas.microsoft.com/office/2006/metadata/properties"/>
-    <ds:schemaRef ds:uri="http://schemas.microsoft.com/office/infopath/2007/PartnerControls"/>
-  </ds:schemaRefs>
-</ds:datastoreItem>
+<file path=customXml/item2.xml><?xml version="1.0" encoding="utf-8"?>
+<?mso-contentType ?>
+<FormTemplates xmlns="http://schemas.microsoft.com/sharepoint/v3/contenttype/forms">
+  <Display>DocumentLibraryForm</Display>
+  <Edit>DocumentLibraryForm</Edit>
+  <New>DocumentLibraryForm</New>
+</FormTemplates>
 </file>
 
-<file path=customXml/itemProps2.xml><?xml version="1.0" encoding="utf-8"?>
-<ds:datastoreItem xmlns:ds="http://schemas.openxmlformats.org/officeDocument/2006/customXml" ds:itemID="{73898C2B-C96D-434F-A1B6-6069F656FA6D}">
-  <ds:schemaRefs>
-    <ds:schemaRef ds:uri="http://schemas.microsoft.com/sharepoint/v3/contenttype/forms"/>
-  </ds:schemaRefs>
-</ds:datastoreItem>
+<file path=customXml/item3.xml><?xml version="1.0" encoding="utf-8"?>
+<p:properties xmlns:p="http://schemas.microsoft.com/office/2006/metadata/properties" xmlns:xsi="http://www.w3.org/2001/XMLSchema-instance" xmlns:pc="http://schemas.microsoft.com/office/infopath/2007/PartnerControls">
+  <documentManagement/>
+</p:properties>
 </file>
 
-<file path=customXml/itemProps3.xml><?xml version="1.0" encoding="utf-8"?>
+<file path=customXml/itemProps1.xml><?xml version="1.0" encoding="utf-8"?>
 <ds:datastoreItem xmlns:ds="http://schemas.openxmlformats.org/officeDocument/2006/customXml" ds:itemID="{F5239868-B096-4B81-8FD1-0516D39E2D56}">
   <ds:schemaRefs>
     <ds:schemaRef ds:uri="http://schemas.microsoft.com/office/2006/metadata/contentType"/>
@@ -11653,4 +11571,21 @@
     <ds:schemaRef ds:uri="http://schemas.microsoft.com/internal/obd"/>
   </ds:schemaRefs>
 </ds:datastoreItem>
+</file>
+
+<file path=customXml/itemProps2.xml><?xml version="1.0" encoding="utf-8"?>
+<ds:datastoreItem xmlns:ds="http://schemas.openxmlformats.org/officeDocument/2006/customXml" ds:itemID="{73898C2B-C96D-434F-A1B6-6069F656FA6D}">
+  <ds:schemaRefs>
+    <ds:schemaRef ds:uri="http://schemas.microsoft.com/sharepoint/v3/contenttype/forms"/>
+  </ds:schemaRefs>
+</ds:datastoreItem>
+</file>
+
+<file path=customXml/itemProps3.xml><?xml version="1.0" encoding="utf-8"?>
+<ds:datastoreItem xmlns:ds="http://schemas.openxmlformats.org/officeDocument/2006/customXml" ds:itemID="{36ACC8F3-6E63-4670-B73D-DE1280E8DB8D}">
+  <ds:schemaRefs>
+    <ds:schemaRef ds:uri="http://schemas.microsoft.com/office/2006/metadata/properties"/>
+    <ds:schemaRef ds:uri="http://schemas.microsoft.com/office/infopath/2007/PartnerControls"/>
+  </ds:schemaRefs>
+</ds:datastoreItem>
 </file>
--- a/calendars/S26-Stat216_Calendar.docx
+++ b/calendars/S26-Stat216_Calendar.docx
@@ -133,8 +133,20 @@
           <w:sz w:val="24"/>
           <w:szCs w:val="24"/>
         </w:rPr>
-        <w:t xml:space="preserve"> Gradescope</w:t>
+        <w:t xml:space="preserve"> </w:t>
       </w:r>
+      <w:proofErr w:type="spellStart"/>
+      <w:r>
+        <w:rPr>
+          <w:rFonts w:ascii="Times New Roman" w:hAnsi="Times New Roman" w:cs="Times New Roman"/>
+          <w:i/>
+          <w:iCs/>
+          <w:sz w:val="24"/>
+          <w:szCs w:val="24"/>
+        </w:rPr>
+        <w:t>Gradescope</w:t>
+      </w:r>
+      <w:proofErr w:type="spellEnd"/>
     </w:p>
     <w:p>
       <w:pPr>
@@ -1258,7 +1270,7 @@
                 <w:sz w:val="24"/>
                 <w:szCs w:val="24"/>
               </w:rPr>
-              <w:t xml:space="preserve"> (sampling?)</w:t>
+              <w:t xml:space="preserve"> </w:t>
             </w:r>
           </w:p>
         </w:tc>
@@ -5097,8 +5109,19 @@
                 <w:sz w:val="24"/>
                 <w:szCs w:val="24"/>
               </w:rPr>
-              <w:t xml:space="preserve"> 2.2to2.4, 4.1_TwoProp, 4.2_TwoProp, 4.4, 15.1, 15.2, RelativeRisk</w:t>
-            </w:r>
+              <w:t xml:space="preserve"> 2.2to2.4, 4.1_TwoProp, 4.2_TwoProp, 4.4, 15.1, 15.2, </w:t>
+            </w:r>
+            <w:proofErr w:type="spellStart"/>
+            <w:r>
+              <w:rPr>
+                <w:rFonts w:ascii="Times New Roman" w:hAnsi="Times New Roman" w:cs="Times New Roman"/>
+                <w:color w:val="00B050"/>
+                <w:sz w:val="24"/>
+                <w:szCs w:val="24"/>
+              </w:rPr>
+              <w:t>RelativeRisk</w:t>
+            </w:r>
+            <w:proofErr w:type="spellEnd"/>
           </w:p>
           <w:p>
             <w:pPr>
@@ -8836,13 +8859,23 @@
                 <w:sz w:val="24"/>
               </w:rPr>
             </w:pPr>
+            <w:proofErr w:type="spellStart"/>
             <w:r>
               <w:rPr>
                 <w:rFonts w:ascii="Times New Roman" w:hAnsi="Times New Roman" w:cs="Times New Roman"/>
                 <w:color w:val="00B050"/>
                 <w:sz w:val="24"/>
               </w:rPr>
-              <w:t>PairedData, 18.1and18.2, 18.3</w:t>
+              <w:t>PairedData</w:t>
+            </w:r>
+            <w:proofErr w:type="spellEnd"/>
+            <w:r>
+              <w:rPr>
+                <w:rFonts w:ascii="Times New Roman" w:hAnsi="Times New Roman" w:cs="Times New Roman"/>
+                <w:color w:val="00B050"/>
+                <w:sz w:val="24"/>
+              </w:rPr>
+              <w:t>, 18.1and18.2, 18.3</w:t>
             </w:r>
           </w:p>
           <w:p>
@@ -11409,6 +11442,21 @@
 </file>
 
 <file path=customXml/item1.xml><?xml version="1.0" encoding="utf-8"?>
+<p:properties xmlns:p="http://schemas.microsoft.com/office/2006/metadata/properties" xmlns:xsi="http://www.w3.org/2001/XMLSchema-instance" xmlns:pc="http://schemas.microsoft.com/office/infopath/2007/PartnerControls">
+  <documentManagement/>
+</p:properties>
+</file>
+
+<file path=customXml/item2.xml><?xml version="1.0" encoding="utf-8"?>
+<?mso-contentType ?>
+<FormTemplates xmlns="http://schemas.microsoft.com/sharepoint/v3/contenttype/forms">
+  <Display>DocumentLibraryForm</Display>
+  <Edit>DocumentLibraryForm</Edit>
+  <New>DocumentLibraryForm</New>
+</FormTemplates>
+</file>
+
+<file path=customXml/item3.xml><?xml version="1.0" encoding="utf-8"?>
 <ct:contentTypeSchema xmlns:ct="http://schemas.microsoft.com/office/2006/metadata/contentType" xmlns:ma="http://schemas.microsoft.com/office/2006/metadata/properties/metaAttributes" ct:_="" ma:_="" ma:contentTypeName="Document" ma:contentTypeID="0x010100CC03F583B8FC7D479BB917DCC50A759A" ma:contentTypeVersion="2" ma:contentTypeDescription="Create a new document." ma:contentTypeScope="" ma:versionID="a416b87cb6da220f553d25b31c6d1561">
   <xsd:schema xmlns:xsd="http://www.w3.org/2001/XMLSchema" xmlns:xs="http://www.w3.org/2001/XMLSchema" xmlns:p="http://schemas.microsoft.com/office/2006/metadata/properties" xmlns:ns2="7a494ea9-5c76-4b6d-9fd1-0b14ddec65d9" targetNamespace="http://schemas.microsoft.com/office/2006/metadata/properties" ma:root="true" ma:fieldsID="5848f5ec45c4ce39acac4a9febeb8d96" ns2:_="">
     <xsd:import namespace="7a494ea9-5c76-4b6d-9fd1-0b14ddec65d9"/>
@@ -11540,22 +11588,24 @@
 </ct:contentTypeSchema>
 </file>
 
-<file path=customXml/item2.xml><?xml version="1.0" encoding="utf-8"?>
-<?mso-contentType ?>
-<FormTemplates xmlns="http://schemas.microsoft.com/sharepoint/v3/contenttype/forms">
-  <Display>DocumentLibraryForm</Display>
-  <Edit>DocumentLibraryForm</Edit>
-  <New>DocumentLibraryForm</New>
-</FormTemplates>
+<file path=customXml/itemProps1.xml><?xml version="1.0" encoding="utf-8"?>
+<ds:datastoreItem xmlns:ds="http://schemas.openxmlformats.org/officeDocument/2006/customXml" ds:itemID="{36ACC8F3-6E63-4670-B73D-DE1280E8DB8D}">
+  <ds:schemaRefs>
+    <ds:schemaRef ds:uri="http://schemas.microsoft.com/office/2006/metadata/properties"/>
+    <ds:schemaRef ds:uri="http://schemas.microsoft.com/office/infopath/2007/PartnerControls"/>
+  </ds:schemaRefs>
+</ds:datastoreItem>
 </file>
 
-<file path=customXml/item3.xml><?xml version="1.0" encoding="utf-8"?>
-<p:properties xmlns:p="http://schemas.microsoft.com/office/2006/metadata/properties" xmlns:xsi="http://www.w3.org/2001/XMLSchema-instance" xmlns:pc="http://schemas.microsoft.com/office/infopath/2007/PartnerControls">
-  <documentManagement/>
-</p:properties>
+<file path=customXml/itemProps2.xml><?xml version="1.0" encoding="utf-8"?>
+<ds:datastoreItem xmlns:ds="http://schemas.openxmlformats.org/officeDocument/2006/customXml" ds:itemID="{73898C2B-C96D-434F-A1B6-6069F656FA6D}">
+  <ds:schemaRefs>
+    <ds:schemaRef ds:uri="http://schemas.microsoft.com/sharepoint/v3/contenttype/forms"/>
+  </ds:schemaRefs>
+</ds:datastoreItem>
 </file>
 
-<file path=customXml/itemProps1.xml><?xml version="1.0" encoding="utf-8"?>
+<file path=customXml/itemProps3.xml><?xml version="1.0" encoding="utf-8"?>
 <ds:datastoreItem xmlns:ds="http://schemas.openxmlformats.org/officeDocument/2006/customXml" ds:itemID="{F5239868-B096-4B81-8FD1-0516D39E2D56}">
   <ds:schemaRefs>
     <ds:schemaRef ds:uri="http://schemas.microsoft.com/office/2006/metadata/contentType"/>
@@ -11571,21 +11621,4 @@
     <ds:schemaRef ds:uri="http://schemas.microsoft.com/internal/obd"/>
   </ds:schemaRefs>
 </ds:datastoreItem>
-</file>
-
-<file path=customXml/itemProps2.xml><?xml version="1.0" encoding="utf-8"?>
-<ds:datastoreItem xmlns:ds="http://schemas.openxmlformats.org/officeDocument/2006/customXml" ds:itemID="{73898C2B-C96D-434F-A1B6-6069F656FA6D}">
-  <ds:schemaRefs>
-    <ds:schemaRef ds:uri="http://schemas.microsoft.com/sharepoint/v3/contenttype/forms"/>
-  </ds:schemaRefs>
-</ds:datastoreItem>
-</file>
-
-<file path=customXml/itemProps3.xml><?xml version="1.0" encoding="utf-8"?>
-<ds:datastoreItem xmlns:ds="http://schemas.openxmlformats.org/officeDocument/2006/customXml" ds:itemID="{36ACC8F3-6E63-4670-B73D-DE1280E8DB8D}">
-  <ds:schemaRefs>
-    <ds:schemaRef ds:uri="http://schemas.microsoft.com/office/2006/metadata/properties"/>
-    <ds:schemaRef ds:uri="http://schemas.microsoft.com/office/infopath/2007/PartnerControls"/>
-  </ds:schemaRefs>
-</ds:datastoreItem>
 </file>
--- a/calendars/S26-Stat216_Calendar.docx
+++ b/calendars/S26-Stat216_Calendar.docx
@@ -103,7 +103,7 @@
           <w:sz w:val="24"/>
           <w:szCs w:val="24"/>
         </w:rPr>
-        <w:t>s, labs, and video quizzes</w:t>
+        <w:t xml:space="preserve">s, labs, and </w:t>
       </w:r>
       <w:r>
         <w:rPr>
@@ -113,7 +113,17 @@
           <w:sz w:val="24"/>
           <w:szCs w:val="24"/>
         </w:rPr>
-        <w:t xml:space="preserve"> should be </w:t>
+        <w:t xml:space="preserve">exit tickets </w:t>
+      </w:r>
+      <w:r>
+        <w:rPr>
+          <w:rFonts w:ascii="Times New Roman" w:hAnsi="Times New Roman" w:cs="Times New Roman"/>
+          <w:i/>
+          <w:iCs/>
+          <w:sz w:val="24"/>
+          <w:szCs w:val="24"/>
+        </w:rPr>
+        <w:t xml:space="preserve">should be </w:t>
       </w:r>
       <w:r>
         <w:rPr>
@@ -133,20 +143,8 @@
           <w:sz w:val="24"/>
           <w:szCs w:val="24"/>
         </w:rPr>
-        <w:t xml:space="preserve"> </w:t>
+        <w:t xml:space="preserve"> Gradescope</w:t>
       </w:r>
-      <w:proofErr w:type="spellStart"/>
-      <w:r>
-        <w:rPr>
-          <w:rFonts w:ascii="Times New Roman" w:hAnsi="Times New Roman" w:cs="Times New Roman"/>
-          <w:i/>
-          <w:iCs/>
-          <w:sz w:val="24"/>
-          <w:szCs w:val="24"/>
-        </w:rPr>
-        <w:t>Gradescope</w:t>
-      </w:r>
-      <w:proofErr w:type="spellEnd"/>
     </w:p>
     <w:p>
       <w:pPr>
@@ -5109,19 +5107,8 @@
                 <w:sz w:val="24"/>
                 <w:szCs w:val="24"/>
               </w:rPr>
-              <w:t xml:space="preserve"> 2.2to2.4, 4.1_TwoProp, 4.2_TwoProp, 4.4, 15.1, 15.2, </w:t>
-            </w:r>
-            <w:proofErr w:type="spellStart"/>
-            <w:r>
-              <w:rPr>
-                <w:rFonts w:ascii="Times New Roman" w:hAnsi="Times New Roman" w:cs="Times New Roman"/>
-                <w:color w:val="00B050"/>
-                <w:sz w:val="24"/>
-                <w:szCs w:val="24"/>
-              </w:rPr>
-              <w:t>RelativeRisk</w:t>
-            </w:r>
-            <w:proofErr w:type="spellEnd"/>
+              <w:t xml:space="preserve"> 2.2to2.4, 4.1_TwoProp, 4.2_TwoProp, 4.4, 15.1, 15.2, RelativeRisk</w:t>
+            </w:r>
           </w:p>
           <w:p>
             <w:pPr>
@@ -8859,23 +8846,13 @@
                 <w:sz w:val="24"/>
               </w:rPr>
             </w:pPr>
-            <w:proofErr w:type="spellStart"/>
             <w:r>
               <w:rPr>
                 <w:rFonts w:ascii="Times New Roman" w:hAnsi="Times New Roman" w:cs="Times New Roman"/>
                 <w:color w:val="00B050"/>
                 <w:sz w:val="24"/>
               </w:rPr>
-              <w:t>PairedData</w:t>
-            </w:r>
-            <w:proofErr w:type="spellEnd"/>
-            <w:r>
-              <w:rPr>
-                <w:rFonts w:ascii="Times New Roman" w:hAnsi="Times New Roman" w:cs="Times New Roman"/>
-                <w:color w:val="00B050"/>
-                <w:sz w:val="24"/>
-              </w:rPr>
-              <w:t>, 18.1and18.2, 18.3</w:t>
+              <w:t>PairedData, 18.1and18.2, 18.3</w:t>
             </w:r>
           </w:p>
           <w:p>
@@ -11442,18 +11419,18 @@
 </file>
 
 <file path=customXml/item1.xml><?xml version="1.0" encoding="utf-8"?>
-<p:properties xmlns:p="http://schemas.microsoft.com/office/2006/metadata/properties" xmlns:xsi="http://www.w3.org/2001/XMLSchema-instance" xmlns:pc="http://schemas.microsoft.com/office/infopath/2007/PartnerControls">
-  <documentManagement/>
-</p:properties>
-</file>
-
-<file path=customXml/item2.xml><?xml version="1.0" encoding="utf-8"?>
 <?mso-contentType ?>
 <FormTemplates xmlns="http://schemas.microsoft.com/sharepoint/v3/contenttype/forms">
   <Display>DocumentLibraryForm</Display>
   <Edit>DocumentLibraryForm</Edit>
   <New>DocumentLibraryForm</New>
 </FormTemplates>
+</file>
+
+<file path=customXml/item2.xml><?xml version="1.0" encoding="utf-8"?>
+<p:properties xmlns:p="http://schemas.microsoft.com/office/2006/metadata/properties" xmlns:xsi="http://www.w3.org/2001/XMLSchema-instance" xmlns:pc="http://schemas.microsoft.com/office/infopath/2007/PartnerControls">
+  <documentManagement/>
+</p:properties>
 </file>
 
 <file path=customXml/item3.xml><?xml version="1.0" encoding="utf-8"?>
@@ -11589,18 +11566,18 @@
 </file>
 
 <file path=customXml/itemProps1.xml><?xml version="1.0" encoding="utf-8"?>
-<ds:datastoreItem xmlns:ds="http://schemas.openxmlformats.org/officeDocument/2006/customXml" ds:itemID="{36ACC8F3-6E63-4670-B73D-DE1280E8DB8D}">
+<ds:datastoreItem xmlns:ds="http://schemas.openxmlformats.org/officeDocument/2006/customXml" ds:itemID="{73898C2B-C96D-434F-A1B6-6069F656FA6D}">
   <ds:schemaRefs>
-    <ds:schemaRef ds:uri="http://schemas.microsoft.com/office/2006/metadata/properties"/>
-    <ds:schemaRef ds:uri="http://schemas.microsoft.com/office/infopath/2007/PartnerControls"/>
+    <ds:schemaRef ds:uri="http://schemas.microsoft.com/sharepoint/v3/contenttype/forms"/>
   </ds:schemaRefs>
 </ds:datastoreItem>
 </file>
 
 <file path=customXml/itemProps2.xml><?xml version="1.0" encoding="utf-8"?>
-<ds:datastoreItem xmlns:ds="http://schemas.openxmlformats.org/officeDocument/2006/customXml" ds:itemID="{73898C2B-C96D-434F-A1B6-6069F656FA6D}">
+<ds:datastoreItem xmlns:ds="http://schemas.openxmlformats.org/officeDocument/2006/customXml" ds:itemID="{36ACC8F3-6E63-4670-B73D-DE1280E8DB8D}">
   <ds:schemaRefs>
-    <ds:schemaRef ds:uri="http://schemas.microsoft.com/sharepoint/v3/contenttype/forms"/>
+    <ds:schemaRef ds:uri="http://schemas.microsoft.com/office/2006/metadata/properties"/>
+    <ds:schemaRef ds:uri="http://schemas.microsoft.com/office/infopath/2007/PartnerControls"/>
   </ds:schemaRefs>
 </ds:datastoreItem>
 </file>

--- a/calendars/S26-Stat216_Calendar.docx
+++ b/calendars/S26-Stat216_Calendar.docx
@@ -10028,7 +10028,47 @@
                 <w:szCs w:val="24"/>
                 <w:highlight w:val="yellow"/>
               </w:rPr>
-              <w:t xml:space="preserve"> TBD, but plan for Thursday, May 7 from 6 – 8 pm</w:t>
+              <w:t xml:space="preserve"> Thursday, May 7 from </w:t>
+            </w:r>
+            <w:r>
+              <w:rPr>
+                <w:rFonts w:ascii="Times New Roman" w:eastAsia="Times New Roman" w:hAnsi="Times New Roman" w:cs="Times New Roman"/>
+                <w:b/>
+                <w:sz w:val="24"/>
+                <w:szCs w:val="24"/>
+                <w:highlight w:val="yellow"/>
+              </w:rPr>
+              <w:t>10</w:t>
+            </w:r>
+            <w:r>
+              <w:rPr>
+                <w:rFonts w:ascii="Times New Roman" w:eastAsia="Times New Roman" w:hAnsi="Times New Roman" w:cs="Times New Roman"/>
+                <w:b/>
+                <w:sz w:val="24"/>
+                <w:szCs w:val="24"/>
+                <w:highlight w:val="yellow"/>
+              </w:rPr>
+              <w:t xml:space="preserve"> – </w:t>
+            </w:r>
+            <w:r>
+              <w:rPr>
+                <w:rFonts w:ascii="Times New Roman" w:eastAsia="Times New Roman" w:hAnsi="Times New Roman" w:cs="Times New Roman"/>
+                <w:b/>
+                <w:sz w:val="24"/>
+                <w:szCs w:val="24"/>
+                <w:highlight w:val="yellow"/>
+              </w:rPr>
+              <w:t>11:50 a</w:t>
+            </w:r>
+            <w:r>
+              <w:rPr>
+                <w:rFonts w:ascii="Times New Roman" w:eastAsia="Times New Roman" w:hAnsi="Times New Roman" w:cs="Times New Roman"/>
+                <w:b/>
+                <w:sz w:val="24"/>
+                <w:szCs w:val="24"/>
+                <w:highlight w:val="yellow"/>
+              </w:rPr>
+              <w:t>m</w:t>
             </w:r>
           </w:p>
         </w:tc>
@@ -11419,18 +11459,18 @@
 </file>
 
 <file path=customXml/item1.xml><?xml version="1.0" encoding="utf-8"?>
+<p:properties xmlns:p="http://schemas.microsoft.com/office/2006/metadata/properties" xmlns:xsi="http://www.w3.org/2001/XMLSchema-instance" xmlns:pc="http://schemas.microsoft.com/office/infopath/2007/PartnerControls">
+  <documentManagement/>
+</p:properties>
+</file>
+
+<file path=customXml/item2.xml><?xml version="1.0" encoding="utf-8"?>
 <?mso-contentType ?>
 <FormTemplates xmlns="http://schemas.microsoft.com/sharepoint/v3/contenttype/forms">
   <Display>DocumentLibraryForm</Display>
   <Edit>DocumentLibraryForm</Edit>
   <New>DocumentLibraryForm</New>
 </FormTemplates>
-</file>
-
-<file path=customXml/item2.xml><?xml version="1.0" encoding="utf-8"?>
-<p:properties xmlns:p="http://schemas.microsoft.com/office/2006/metadata/properties" xmlns:xsi="http://www.w3.org/2001/XMLSchema-instance" xmlns:pc="http://schemas.microsoft.com/office/infopath/2007/PartnerControls">
-  <documentManagement/>
-</p:properties>
 </file>
 
 <file path=customXml/item3.xml><?xml version="1.0" encoding="utf-8"?>
@@ -11566,18 +11606,18 @@
 </file>
 
 <file path=customXml/itemProps1.xml><?xml version="1.0" encoding="utf-8"?>
-<ds:datastoreItem xmlns:ds="http://schemas.openxmlformats.org/officeDocument/2006/customXml" ds:itemID="{73898C2B-C96D-434F-A1B6-6069F656FA6D}">
+<ds:datastoreItem xmlns:ds="http://schemas.openxmlformats.org/officeDocument/2006/customXml" ds:itemID="{36ACC8F3-6E63-4670-B73D-DE1280E8DB8D}">
   <ds:schemaRefs>
-    <ds:schemaRef ds:uri="http://schemas.microsoft.com/sharepoint/v3/contenttype/forms"/>
+    <ds:schemaRef ds:uri="http://schemas.microsoft.com/office/2006/metadata/properties"/>
+    <ds:schemaRef ds:uri="http://schemas.microsoft.com/office/infopath/2007/PartnerControls"/>
   </ds:schemaRefs>
 </ds:datastoreItem>
 </file>
 
 <file path=customXml/itemProps2.xml><?xml version="1.0" encoding="utf-8"?>
-<ds:datastoreItem xmlns:ds="http://schemas.openxmlformats.org/officeDocument/2006/customXml" ds:itemID="{36ACC8F3-6E63-4670-B73D-DE1280E8DB8D}">
+<ds:datastoreItem xmlns:ds="http://schemas.openxmlformats.org/officeDocument/2006/customXml" ds:itemID="{73898C2B-C96D-434F-A1B6-6069F656FA6D}">
   <ds:schemaRefs>
-    <ds:schemaRef ds:uri="http://schemas.microsoft.com/office/2006/metadata/properties"/>
-    <ds:schemaRef ds:uri="http://schemas.microsoft.com/office/infopath/2007/PartnerControls"/>
+    <ds:schemaRef ds:uri="http://schemas.microsoft.com/sharepoint/v3/contenttype/forms"/>
   </ds:schemaRefs>
 </ds:datastoreItem>
 </file>

--- a/calendars/S26-Stat216_Calendar.docx
+++ b/calendars/S26-Stat216_Calendar.docx
@@ -143,8 +143,20 @@
           <w:sz w:val="24"/>
           <w:szCs w:val="24"/>
         </w:rPr>
-        <w:t xml:space="preserve"> Gradescope</w:t>
+        <w:t xml:space="preserve"> </w:t>
       </w:r>
+      <w:proofErr w:type="spellStart"/>
+      <w:r>
+        <w:rPr>
+          <w:rFonts w:ascii="Times New Roman" w:hAnsi="Times New Roman" w:cs="Times New Roman"/>
+          <w:i/>
+          <w:iCs/>
+          <w:sz w:val="24"/>
+          <w:szCs w:val="24"/>
+        </w:rPr>
+        <w:t>Gradescope</w:t>
+      </w:r>
+      <w:proofErr w:type="spellEnd"/>
     </w:p>
     <w:p>
       <w:pPr>
@@ -205,8 +217,18 @@
           <w:sz w:val="24"/>
           <w:szCs w:val="24"/>
         </w:rPr>
-        <w:t xml:space="preserve"> due at the beginning of class</w:t>
+        <w:t xml:space="preserve"> due at the beginning of </w:t>
       </w:r>
+      <w:proofErr w:type="gramStart"/>
+      <w:r>
+        <w:rPr>
+          <w:rFonts w:ascii="Times New Roman" w:eastAsia="Times New Roman" w:hAnsi="Times New Roman" w:cs="Times New Roman"/>
+          <w:sz w:val="24"/>
+          <w:szCs w:val="24"/>
+        </w:rPr>
+        <w:t>class</w:t>
+      </w:r>
+      <w:proofErr w:type="gramEnd"/>
       <w:r>
         <w:rPr>
           <w:rFonts w:ascii="Times New Roman" w:eastAsia="Times New Roman" w:hAnsi="Times New Roman" w:cs="Times New Roman"/>
@@ -1340,6 +1362,7 @@
                 <w:szCs w:val="24"/>
               </w:rPr>
             </w:pPr>
+            <w:proofErr w:type="gramStart"/>
             <w:r>
               <w:rPr>
                 <w:rFonts w:ascii="Times New Roman" w:hAnsi="Times New Roman" w:cs="Times New Roman"/>
@@ -1347,7 +1370,17 @@
                 <w:sz w:val="24"/>
                 <w:szCs w:val="24"/>
               </w:rPr>
-              <w:t xml:space="preserve">1.2.1and1.2.2, 2.1, </w:t>
+              <w:t>1.2</w:t>
+            </w:r>
+            <w:proofErr w:type="gramEnd"/>
+            <w:r>
+              <w:rPr>
+                <w:rFonts w:ascii="Times New Roman" w:hAnsi="Times New Roman" w:cs="Times New Roman"/>
+                <w:color w:val="00B050"/>
+                <w:sz w:val="24"/>
+                <w:szCs w:val="24"/>
+              </w:rPr>
+              <w:t xml:space="preserve">.1and1.2.2, 2.1, </w:t>
             </w:r>
             <w:r>
               <w:rPr>
@@ -1535,13 +1568,23 @@
                 <w:szCs w:val="24"/>
               </w:rPr>
             </w:pPr>
-            <w:r>
-              <w:rPr>
-                <w:rFonts w:ascii="Times New Roman" w:eastAsia="Times New Roman" w:hAnsi="Times New Roman" w:cs="Times New Roman"/>
-                <w:sz w:val="24"/>
-                <w:szCs w:val="24"/>
-              </w:rPr>
-              <w:t>Fri  1/23</w:t>
+            <w:proofErr w:type="gramStart"/>
+            <w:r>
+              <w:rPr>
+                <w:rFonts w:ascii="Times New Roman" w:eastAsia="Times New Roman" w:hAnsi="Times New Roman" w:cs="Times New Roman"/>
+                <w:sz w:val="24"/>
+                <w:szCs w:val="24"/>
+              </w:rPr>
+              <w:t>Fri  1</w:t>
+            </w:r>
+            <w:proofErr w:type="gramEnd"/>
+            <w:r>
+              <w:rPr>
+                <w:rFonts w:ascii="Times New Roman" w:eastAsia="Times New Roman" w:hAnsi="Times New Roman" w:cs="Times New Roman"/>
+                <w:sz w:val="24"/>
+                <w:szCs w:val="24"/>
+              </w:rPr>
+              <w:t>/23</w:t>
             </w:r>
           </w:p>
         </w:tc>
@@ -5107,8 +5150,19 @@
                 <w:sz w:val="24"/>
                 <w:szCs w:val="24"/>
               </w:rPr>
-              <w:t xml:space="preserve"> 2.2to2.4, 4.1_TwoProp, 4.2_TwoProp, 4.4, 15.1, 15.2, RelativeRisk</w:t>
-            </w:r>
+              <w:t xml:space="preserve"> 2.2to2.4, 4.1_TwoProp, 4.2_TwoProp, 4.4, 15.1, 15.2, </w:t>
+            </w:r>
+            <w:proofErr w:type="spellStart"/>
+            <w:r>
+              <w:rPr>
+                <w:rFonts w:ascii="Times New Roman" w:hAnsi="Times New Roman" w:cs="Times New Roman"/>
+                <w:color w:val="00B050"/>
+                <w:sz w:val="24"/>
+                <w:szCs w:val="24"/>
+              </w:rPr>
+              <w:t>RelativeRisk</w:t>
+            </w:r>
+            <w:proofErr w:type="spellEnd"/>
           </w:p>
           <w:p>
             <w:pPr>
@@ -7248,24 +7302,6 @@
                 <w:szCs w:val="24"/>
               </w:rPr>
             </w:pPr>
-            <w:r>
-              <w:rPr>
-                <w:rFonts w:ascii="Times New Roman" w:hAnsi="Times New Roman" w:cs="Times New Roman"/>
-                <w:color w:val="00B050"/>
-                <w:sz w:val="24"/>
-                <w:szCs w:val="24"/>
-              </w:rPr>
-              <w:t>Assignment</w:t>
-            </w:r>
-            <w:r>
-              <w:rPr>
-                <w:rFonts w:ascii="Times New Roman" w:hAnsi="Times New Roman" w:cs="Times New Roman"/>
-                <w:color w:val="00B050"/>
-                <w:sz w:val="24"/>
-                <w:szCs w:val="24"/>
-              </w:rPr>
-              <w:t xml:space="preserve"> 9</w:t>
-            </w:r>
           </w:p>
         </w:tc>
       </w:tr>
@@ -7852,7 +7888,7 @@
                 <w:sz w:val="24"/>
                 <w:szCs w:val="24"/>
               </w:rPr>
-              <w:t>10</w:t>
+              <w:t>9</w:t>
             </w:r>
           </w:p>
         </w:tc>
@@ -8558,7 +8594,7 @@
                 <w:sz w:val="24"/>
                 <w:szCs w:val="24"/>
               </w:rPr>
-              <w:t>1</w:t>
+              <w:t>0</w:t>
             </w:r>
           </w:p>
         </w:tc>
@@ -8846,13 +8882,23 @@
                 <w:sz w:val="24"/>
               </w:rPr>
             </w:pPr>
+            <w:proofErr w:type="spellStart"/>
             <w:r>
               <w:rPr>
                 <w:rFonts w:ascii="Times New Roman" w:hAnsi="Times New Roman" w:cs="Times New Roman"/>
                 <w:color w:val="00B050"/>
                 <w:sz w:val="24"/>
               </w:rPr>
-              <w:t>PairedData, 18.1and18.2, 18.3</w:t>
+              <w:t>PairedData</w:t>
+            </w:r>
+            <w:proofErr w:type="spellEnd"/>
+            <w:r>
+              <w:rPr>
+                <w:rFonts w:ascii="Times New Roman" w:hAnsi="Times New Roman" w:cs="Times New Roman"/>
+                <w:color w:val="00B050"/>
+                <w:sz w:val="24"/>
+              </w:rPr>
+              <w:t>, 18.1and18.2, 18.3</w:t>
             </w:r>
           </w:p>
           <w:p>
@@ -9188,7 +9234,7 @@
                 <w:sz w:val="24"/>
                 <w:szCs w:val="24"/>
               </w:rPr>
-              <w:t>2</w:t>
+              <w:t>1</w:t>
             </w:r>
           </w:p>
         </w:tc>
@@ -9650,7 +9696,7 @@
                 <w:sz w:val="24"/>
                 <w:szCs w:val="24"/>
               </w:rPr>
-              <w:t>3</w:t>
+              <w:t>2</w:t>
             </w:r>
           </w:p>
         </w:tc>
@@ -11459,18 +11505,18 @@
 </file>
 
 <file path=customXml/item1.xml><?xml version="1.0" encoding="utf-8"?>
-<p:properties xmlns:p="http://schemas.microsoft.com/office/2006/metadata/properties" xmlns:xsi="http://www.w3.org/2001/XMLSchema-instance" xmlns:pc="http://schemas.microsoft.com/office/infopath/2007/PartnerControls">
-  <documentManagement/>
-</p:properties>
-</file>
-
-<file path=customXml/item2.xml><?xml version="1.0" encoding="utf-8"?>
 <?mso-contentType ?>
 <FormTemplates xmlns="http://schemas.microsoft.com/sharepoint/v3/contenttype/forms">
   <Display>DocumentLibraryForm</Display>
   <Edit>DocumentLibraryForm</Edit>
   <New>DocumentLibraryForm</New>
 </FormTemplates>
+</file>
+
+<file path=customXml/item2.xml><?xml version="1.0" encoding="utf-8"?>
+<p:properties xmlns:p="http://schemas.microsoft.com/office/2006/metadata/properties" xmlns:xsi="http://www.w3.org/2001/XMLSchema-instance" xmlns:pc="http://schemas.microsoft.com/office/infopath/2007/PartnerControls">
+  <documentManagement/>
+</p:properties>
 </file>
 
 <file path=customXml/item3.xml><?xml version="1.0" encoding="utf-8"?>
@@ -11606,18 +11652,18 @@
 </file>
 
 <file path=customXml/itemProps1.xml><?xml version="1.0" encoding="utf-8"?>
-<ds:datastoreItem xmlns:ds="http://schemas.openxmlformats.org/officeDocument/2006/customXml" ds:itemID="{36ACC8F3-6E63-4670-B73D-DE1280E8DB8D}">
+<ds:datastoreItem xmlns:ds="http://schemas.openxmlformats.org/officeDocument/2006/customXml" ds:itemID="{73898C2B-C96D-434F-A1B6-6069F656FA6D}">
   <ds:schemaRefs>
-    <ds:schemaRef ds:uri="http://schemas.microsoft.com/office/2006/metadata/properties"/>
-    <ds:schemaRef ds:uri="http://schemas.microsoft.com/office/infopath/2007/PartnerControls"/>
+    <ds:schemaRef ds:uri="http://schemas.microsoft.com/sharepoint/v3/contenttype/forms"/>
   </ds:schemaRefs>
 </ds:datastoreItem>
 </file>
 
 <file path=customXml/itemProps2.xml><?xml version="1.0" encoding="utf-8"?>
-<ds:datastoreItem xmlns:ds="http://schemas.openxmlformats.org/officeDocument/2006/customXml" ds:itemID="{73898C2B-C96D-434F-A1B6-6069F656FA6D}">
+<ds:datastoreItem xmlns:ds="http://schemas.openxmlformats.org/officeDocument/2006/customXml" ds:itemID="{36ACC8F3-6E63-4670-B73D-DE1280E8DB8D}">
   <ds:schemaRefs>
-    <ds:schemaRef ds:uri="http://schemas.microsoft.com/sharepoint/v3/contenttype/forms"/>
+    <ds:schemaRef ds:uri="http://schemas.microsoft.com/office/2006/metadata/properties"/>
+    <ds:schemaRef ds:uri="http://schemas.microsoft.com/office/infopath/2007/PartnerControls"/>
   </ds:schemaRefs>
 </ds:datastoreItem>
 </file>
